--- a/docs/茶园伙伴介绍文档.docx
+++ b/docs/茶园伙伴介绍文档.docx
@@ -144,7 +144,6 @@
     <w:p>
       <w:pPr>
         <w:spacing w:before="480" w:after="280" w:line="312" w:lineRule="auto"/>
-        <w:jc w:val="left"/>
         <w:pBdr>
           <w:left w:val="single" w:sz="36" w:space="8" w:color="1F4D3A"/>
         </w:pBdr>
@@ -194,7 +193,6 @@
     <w:p>
       <w:pPr>
         <w:spacing w:before="400" w:after="200" w:line="312" w:lineRule="auto"/>
-        <w:jc w:val="left"/>
         <w:pBdr>
           <w:left w:val="single" w:sz="24" w:space="8" w:color="1F4D3A"/>
         </w:pBdr>
@@ -339,7 +337,6 @@
     <w:p>
       <w:pPr>
         <w:spacing w:before="400" w:after="200" w:line="312" w:lineRule="auto"/>
-        <w:jc w:val="left"/>
         <w:pBdr>
           <w:left w:val="single" w:sz="24" w:space="8" w:color="1F4D3A"/>
         </w:pBdr>
@@ -358,7 +355,6 @@
     <w:p>
       <w:pPr>
         <w:spacing w:before="280" w:after="120" w:line="300" w:lineRule="auto"/>
-        <w:jc w:val="left"/>
       </w:pPr>
       <w:r>
         <w:rPr>
@@ -811,6 +807,22 @@
     </w:p>
     <w:p>
       <w:pPr>
+        <w:spacing w:line="384" w:lineRule="auto" w:after="120"/>
+        <w:ind w:firstLine="420"/>
+      </w:pPr>
+      <w:r>
+        <w:rPr>
+          <w:rFonts w:ascii="Times New Roman" w:hAnsi="Times New Roman" w:eastAsia="Noto Serif CJK SC" w:cs="Times New Roman"/>
+          <w:b w:val="0"/>
+          <w:i w:val="0"/>
+          <w:color w:val="2C2C2C"/>
+          <w:sz w:val="22"/>
+        </w:rPr>
+        <w:t>来源：https://ecommercenews.uk/story/uk-us-viewers-ignore-most-non-skippable-video-ads 原文出处：Attest 官方报告 PDF https://www.askattest.com/wp-content/uploads/2026/08/UK-2026-Media-Consumption-report_digital.pdf</w:t>
+      </w:r>
+    </w:p>
+    <w:p>
+      <w:pPr>
         <w:spacing w:before="200" w:after="200"/>
         <w:pBdr>
           <w:bottom w:val="single" w:sz="6" w:space="8" w:color="C0C0C0"/>
@@ -1866,7 +1878,6 @@
     <w:p>
       <w:pPr>
         <w:spacing w:before="280" w:after="120" w:line="300" w:lineRule="auto"/>
-        <w:jc w:val="left"/>
       </w:pPr>
       <w:r>
         <w:rPr>
@@ -1899,7 +1910,6 @@
       <w:tblPr>
         <w:tblW w:type="auto" w:w="0"/>
         <w:jc w:val="center"/>
-        <w:tblLayout w:type="autofit"/>
         <w:tblLook w:firstColumn="1" w:firstRow="1" w:lastColumn="0" w:lastRow="0" w:noHBand="0" w:noVBand="1" w:val="04A0"/>
         <w:tblBorders>
           <w:top w:val="single" w:sz="4" w:space="0" w:color="B5B5B5"/>
@@ -2522,7 +2532,6 @@
     <w:p>
       <w:pPr>
         <w:spacing w:before="280" w:after="120" w:line="300" w:lineRule="auto"/>
-        <w:jc w:val="left"/>
       </w:pPr>
       <w:r>
         <w:rPr>
@@ -2539,7 +2548,6 @@
       <w:tblPr>
         <w:tblW w:type="auto" w:w="0"/>
         <w:jc w:val="center"/>
-        <w:tblLayout w:type="autofit"/>
         <w:tblLook w:firstColumn="1" w:firstRow="1" w:lastColumn="0" w:lastRow="0" w:noHBand="0" w:noVBand="1" w:val="04A0"/>
         <w:tblBorders>
           <w:top w:val="single" w:sz="4" w:space="0" w:color="B5B5B5"/>
@@ -3478,7 +3486,6 @@
     <w:p>
       <w:pPr>
         <w:spacing w:before="400" w:after="200" w:line="312" w:lineRule="auto"/>
-        <w:jc w:val="left"/>
         <w:pBdr>
           <w:left w:val="single" w:sz="24" w:space="8" w:color="1F4D3A"/>
         </w:pBdr>
@@ -3497,7 +3504,6 @@
     <w:p>
       <w:pPr>
         <w:spacing w:before="280" w:after="120" w:line="300" w:lineRule="auto"/>
-        <w:jc w:val="left"/>
       </w:pPr>
       <w:r>
         <w:rPr>
@@ -3623,7 +3629,6 @@
     <w:p>
       <w:pPr>
         <w:spacing w:before="280" w:after="120" w:line="300" w:lineRule="auto"/>
-        <w:jc w:val="left"/>
       </w:pPr>
       <w:r>
         <w:rPr>
@@ -3735,7 +3740,6 @@
     <w:p>
       <w:pPr>
         <w:spacing w:before="400" w:after="200" w:line="312" w:lineRule="auto"/>
-        <w:jc w:val="left"/>
         <w:pBdr>
           <w:left w:val="single" w:sz="24" w:space="8" w:color="1F4D3A"/>
         </w:pBdr>
@@ -3754,7 +3758,6 @@
     <w:p>
       <w:pPr>
         <w:spacing w:before="280" w:after="120" w:line="300" w:lineRule="auto"/>
-        <w:jc w:val="left"/>
       </w:pPr>
       <w:r>
         <w:rPr>
@@ -3787,7 +3790,6 @@
       <w:tblPr>
         <w:tblW w:type="auto" w:w="0"/>
         <w:jc w:val="center"/>
-        <w:tblLayout w:type="autofit"/>
         <w:tblLook w:firstColumn="1" w:firstRow="1" w:lastColumn="0" w:lastRow="0" w:noHBand="0" w:noVBand="1" w:val="04A0"/>
         <w:tblBorders>
           <w:top w:val="single" w:sz="4" w:space="0" w:color="B5B5B5"/>
@@ -4342,7 +4344,6 @@
     <w:p>
       <w:pPr>
         <w:spacing w:before="280" w:after="120" w:line="300" w:lineRule="auto"/>
-        <w:jc w:val="left"/>
       </w:pPr>
       <w:r>
         <w:rPr>
@@ -4395,7 +4396,6 @@
       <w:tblPr>
         <w:tblW w:type="auto" w:w="0"/>
         <w:jc w:val="center"/>
-        <w:tblLayout w:type="autofit"/>
         <w:tblLook w:firstColumn="1" w:firstRow="1" w:lastColumn="0" w:lastRow="0" w:noHBand="0" w:noVBand="1" w:val="04A0"/>
         <w:tblBorders>
           <w:top w:val="single" w:sz="4" w:space="0" w:color="B5B5B5"/>
@@ -4843,7 +4843,6 @@
     <w:p>
       <w:pPr>
         <w:spacing w:before="280" w:after="120" w:line="300" w:lineRule="auto"/>
-        <w:jc w:val="left"/>
       </w:pPr>
       <w:r>
         <w:rPr>
@@ -4912,7 +4911,6 @@
       <w:tblPr>
         <w:tblW w:type="auto" w:w="0"/>
         <w:jc w:val="center"/>
-        <w:tblLayout w:type="autofit"/>
         <w:tblLook w:firstColumn="1" w:firstRow="1" w:lastColumn="0" w:lastRow="0" w:noHBand="0" w:noVBand="1" w:val="04A0"/>
         <w:tblBorders>
           <w:top w:val="single" w:sz="4" w:space="0" w:color="B5B5B5"/>
@@ -5302,7 +5300,6 @@
     <w:p>
       <w:pPr>
         <w:spacing w:before="400" w:after="200" w:line="312" w:lineRule="auto"/>
-        <w:jc w:val="left"/>
         <w:pBdr>
           <w:left w:val="single" w:sz="24" w:space="8" w:color="1F4D3A"/>
         </w:pBdr>
@@ -5322,7 +5319,6 @@
       <w:tblPr>
         <w:tblW w:type="auto" w:w="0"/>
         <w:jc w:val="center"/>
-        <w:tblLayout w:type="autofit"/>
         <w:tblLook w:firstColumn="1" w:firstRow="1" w:lastColumn="0" w:lastRow="0" w:noHBand="0" w:noVBand="1" w:val="04A0"/>
         <w:tblBorders>
           <w:top w:val="single" w:sz="4" w:space="0" w:color="B5B5B5"/>
@@ -6245,7 +6241,6 @@
     <w:p>
       <w:pPr>
         <w:spacing w:before="400" w:after="200" w:line="312" w:lineRule="auto"/>
-        <w:jc w:val="left"/>
         <w:pBdr>
           <w:left w:val="single" w:sz="24" w:space="8" w:color="1F4D3A"/>
         </w:pBdr>
@@ -6280,7 +6275,6 @@
     <w:p>
       <w:pPr>
         <w:spacing w:before="280" w:after="120" w:line="300" w:lineRule="auto"/>
-        <w:jc w:val="left"/>
       </w:pPr>
       <w:r>
         <w:rPr>
@@ -6620,7 +6614,6 @@
     <w:p>
       <w:pPr>
         <w:spacing w:before="280" w:after="120" w:line="300" w:lineRule="auto"/>
-        <w:jc w:val="left"/>
       </w:pPr>
       <w:r>
         <w:rPr>
@@ -6637,7 +6630,6 @@
       <w:tblPr>
         <w:tblW w:type="auto" w:w="0"/>
         <w:jc w:val="center"/>
-        <w:tblLayout w:type="autofit"/>
         <w:tblLook w:firstColumn="1" w:firstRow="1" w:lastColumn="0" w:lastRow="0" w:noHBand="0" w:noVBand="1" w:val="04A0"/>
         <w:tblBorders>
           <w:top w:val="single" w:sz="4" w:space="0" w:color="B5B5B5"/>
@@ -7244,7 +7236,6 @@
     <w:p>
       <w:pPr>
         <w:spacing w:before="280" w:after="120" w:line="300" w:lineRule="auto"/>
-        <w:jc w:val="left"/>
       </w:pPr>
       <w:r>
         <w:rPr>
@@ -7261,7 +7252,6 @@
       <w:tblPr>
         <w:tblW w:type="auto" w:w="0"/>
         <w:jc w:val="center"/>
-        <w:tblLayout w:type="autofit"/>
         <w:tblLook w:firstColumn="1" w:firstRow="1" w:lastColumn="0" w:lastRow="0" w:noHBand="0" w:noVBand="1" w:val="04A0"/>
         <w:tblBorders>
           <w:top w:val="single" w:sz="4" w:space="0" w:color="B5B5B5"/>
@@ -7626,7 +7616,6 @@
     <w:p>
       <w:pPr>
         <w:spacing w:before="400" w:after="200" w:line="312" w:lineRule="auto"/>
-        <w:jc w:val="left"/>
         <w:pBdr>
           <w:left w:val="single" w:sz="24" w:space="8" w:color="1F4D3A"/>
         </w:pBdr>
@@ -7681,7 +7670,6 @@
     <w:p>
       <w:pPr>
         <w:spacing w:before="280" w:after="120" w:line="300" w:lineRule="auto"/>
-        <w:jc w:val="left"/>
       </w:pPr>
       <w:r>
         <w:rPr>
@@ -7730,7 +7718,6 @@
       <w:tblPr>
         <w:tblW w:type="auto" w:w="0"/>
         <w:jc w:val="center"/>
-        <w:tblLayout w:type="autofit"/>
         <w:tblLook w:firstColumn="1" w:firstRow="1" w:lastColumn="0" w:lastRow="0" w:noHBand="0" w:noVBand="1" w:val="04A0"/>
         <w:tblBorders>
           <w:top w:val="single" w:sz="4" w:space="0" w:color="B5B5B5"/>
@@ -8107,7 +8094,6 @@
     <w:p>
       <w:pPr>
         <w:spacing w:before="280" w:after="120" w:line="300" w:lineRule="auto"/>
-        <w:jc w:val="left"/>
       </w:pPr>
       <w:r>
         <w:rPr>
@@ -8261,7 +8247,6 @@
     <w:p>
       <w:pPr>
         <w:spacing w:before="280" w:after="120" w:line="300" w:lineRule="auto"/>
-        <w:jc w:val="left"/>
       </w:pPr>
       <w:r>
         <w:rPr>
@@ -8330,7 +8315,6 @@
       <w:tblPr>
         <w:tblW w:type="auto" w:w="0"/>
         <w:jc w:val="center"/>
-        <w:tblLayout w:type="autofit"/>
         <w:tblLook w:firstColumn="1" w:firstRow="1" w:lastColumn="0" w:lastRow="0" w:noHBand="0" w:noVBand="1" w:val="04A0"/>
         <w:tblBorders>
           <w:top w:val="single" w:sz="4" w:space="0" w:color="B5B5B5"/>
@@ -8637,7 +8621,6 @@
     <w:p>
       <w:pPr>
         <w:spacing w:before="280" w:after="120" w:line="300" w:lineRule="auto"/>
-        <w:jc w:val="left"/>
       </w:pPr>
       <w:r>
         <w:rPr>
@@ -8944,7 +8927,6 @@
     <w:p>
       <w:pPr>
         <w:spacing w:before="280" w:after="120" w:line="300" w:lineRule="auto"/>
-        <w:jc w:val="left"/>
       </w:pPr>
       <w:r>
         <w:rPr>
@@ -9046,7 +9028,6 @@
     <w:p>
       <w:pPr>
         <w:spacing w:before="400" w:after="200" w:line="312" w:lineRule="auto"/>
-        <w:jc w:val="left"/>
         <w:pBdr>
           <w:left w:val="single" w:sz="24" w:space="8" w:color="1F4D3A"/>
         </w:pBdr>
@@ -9065,7 +9046,6 @@
     <w:p>
       <w:pPr>
         <w:spacing w:before="280" w:after="120" w:line="300" w:lineRule="auto"/>
-        <w:jc w:val="left"/>
       </w:pPr>
       <w:r>
         <w:rPr>
@@ -9673,7 +9653,6 @@
     <w:p>
       <w:pPr>
         <w:spacing w:before="280" w:after="120" w:line="300" w:lineRule="auto"/>
-        <w:jc w:val="left"/>
       </w:pPr>
       <w:r>
         <w:rPr>
@@ -9690,7 +9669,6 @@
       <w:tblPr>
         <w:tblW w:type="auto" w:w="0"/>
         <w:jc w:val="center"/>
-        <w:tblLayout w:type="autofit"/>
         <w:tblLook w:firstColumn="1" w:firstRow="1" w:lastColumn="0" w:lastRow="0" w:noHBand="0" w:noVBand="1" w:val="04A0"/>
         <w:tblBorders>
           <w:top w:val="single" w:sz="4" w:space="0" w:color="B5B5B5"/>
@@ -10112,7 +10090,6 @@
     <w:p>
       <w:pPr>
         <w:spacing w:before="280" w:after="120" w:line="300" w:lineRule="auto"/>
-        <w:jc w:val="left"/>
       </w:pPr>
       <w:r>
         <w:rPr>
@@ -10204,7 +10181,6 @@
     <w:p>
       <w:pPr>
         <w:spacing w:before="400" w:after="200" w:line="312" w:lineRule="auto"/>
-        <w:jc w:val="left"/>
         <w:pBdr>
           <w:left w:val="single" w:sz="24" w:space="8" w:color="1F4D3A"/>
         </w:pBdr>
@@ -10259,7 +10235,6 @@
     <w:p>
       <w:pPr>
         <w:spacing w:before="280" w:after="120" w:line="300" w:lineRule="auto"/>
-        <w:jc w:val="left"/>
       </w:pPr>
       <w:r>
         <w:rPr>
@@ -10292,7 +10267,6 @@
       <w:tblPr>
         <w:tblW w:type="auto" w:w="0"/>
         <w:jc w:val="center"/>
-        <w:tblLayout w:type="autofit"/>
         <w:tblLook w:firstColumn="1" w:firstRow="1" w:lastColumn="0" w:lastRow="0" w:noHBand="0" w:noVBand="1" w:val="04A0"/>
         <w:tblBorders>
           <w:top w:val="single" w:sz="4" w:space="0" w:color="B5B5B5"/>
@@ -10931,7 +10905,6 @@
     <w:p>
       <w:pPr>
         <w:spacing w:before="280" w:after="120" w:line="300" w:lineRule="auto"/>
-        <w:jc w:val="left"/>
       </w:pPr>
       <w:r>
         <w:rPr>
@@ -10964,7 +10937,6 @@
       <w:tblPr>
         <w:tblW w:type="auto" w:w="0"/>
         <w:jc w:val="center"/>
-        <w:tblLayout w:type="autofit"/>
         <w:tblLook w:firstColumn="1" w:firstRow="1" w:lastColumn="0" w:lastRow="0" w:noHBand="0" w:noVBand="1" w:val="04A0"/>
         <w:tblBorders>
           <w:top w:val="single" w:sz="4" w:space="0" w:color="B5B5B5"/>
@@ -11704,7 +11676,6 @@
     <w:p>
       <w:pPr>
         <w:spacing w:before="200" w:after="80"/>
-        <w:jc w:val="left"/>
       </w:pPr>
       <w:r>
         <w:rPr>
@@ -11855,7 +11826,6 @@
     <w:p>
       <w:pPr>
         <w:spacing w:before="200" w:after="80"/>
-        <w:jc w:val="left"/>
       </w:pPr>
       <w:r>
         <w:rPr>
@@ -12006,7 +11976,6 @@
     <w:p>
       <w:pPr>
         <w:spacing w:before="200" w:after="80"/>
-        <w:jc w:val="left"/>
       </w:pPr>
       <w:r>
         <w:rPr>
@@ -12244,7 +12213,6 @@
     <w:p>
       <w:pPr>
         <w:spacing w:before="280" w:after="120" w:line="300" w:lineRule="auto"/>
-        <w:jc w:val="left"/>
       </w:pPr>
       <w:r>
         <w:rPr>
@@ -12316,7 +12284,6 @@
     <w:p>
       <w:pPr>
         <w:spacing w:before="200" w:after="80"/>
-        <w:jc w:val="left"/>
       </w:pPr>
       <w:r>
         <w:rPr>
@@ -12444,7 +12411,6 @@
     <w:p>
       <w:pPr>
         <w:spacing w:before="200" w:after="80"/>
-        <w:jc w:val="left"/>
       </w:pPr>
       <w:r>
         <w:rPr>
@@ -12572,7 +12538,6 @@
     <w:p>
       <w:pPr>
         <w:spacing w:before="200" w:after="80"/>
-        <w:jc w:val="left"/>
       </w:pPr>
       <w:r>
         <w:rPr>
@@ -12750,7 +12715,6 @@
     <w:p>
       <w:pPr>
         <w:spacing w:before="280" w:after="120" w:line="300" w:lineRule="auto"/>
-        <w:jc w:val="left"/>
       </w:pPr>
       <w:r>
         <w:rPr>
@@ -13182,7 +13146,6 @@
     <w:p>
       <w:pPr>
         <w:spacing w:before="280" w:after="120" w:line="300" w:lineRule="auto"/>
-        <w:jc w:val="left"/>
       </w:pPr>
       <w:r>
         <w:rPr>
@@ -13354,7 +13317,6 @@
     <w:p>
       <w:pPr>
         <w:spacing w:before="280" w:after="120" w:line="300" w:lineRule="auto"/>
-        <w:jc w:val="left"/>
       </w:pPr>
       <w:r>
         <w:rPr>
@@ -13444,7 +13406,6 @@
     <w:p>
       <w:pPr>
         <w:spacing w:before="400" w:after="200" w:line="312" w:lineRule="auto"/>
-        <w:jc w:val="left"/>
         <w:pBdr>
           <w:left w:val="single" w:sz="24" w:space="8" w:color="1F4D3A"/>
         </w:pBdr>
@@ -13757,7 +13718,6 @@
     <w:p>
       <w:pPr>
         <w:spacing w:before="400" w:after="200" w:line="312" w:lineRule="auto"/>
-        <w:jc w:val="left"/>
         <w:pBdr>
           <w:left w:val="single" w:sz="24" w:space="8" w:color="1F4D3A"/>
         </w:pBdr>
@@ -13888,7 +13848,6 @@
     <w:p>
       <w:pPr>
         <w:spacing w:before="280" w:after="120" w:line="300" w:lineRule="auto"/>
-        <w:jc w:val="left"/>
       </w:pPr>
       <w:r>
         <w:rPr>
@@ -14248,7 +14207,6 @@
     <w:p>
       <w:pPr>
         <w:spacing w:before="280" w:after="120" w:line="300" w:lineRule="auto"/>
-        <w:jc w:val="left"/>
       </w:pPr>
       <w:r>
         <w:rPr>
@@ -14473,7 +14431,6 @@
     <w:p>
       <w:pPr>
         <w:spacing w:before="280" w:after="120" w:line="300" w:lineRule="auto"/>
-        <w:jc w:val="left"/>
       </w:pPr>
       <w:r>
         <w:rPr>
@@ -14795,7 +14752,6 @@
     <w:p>
       <w:pPr>
         <w:spacing w:before="280" w:after="120" w:line="300" w:lineRule="auto"/>
-        <w:jc w:val="left"/>
       </w:pPr>
       <w:r>
         <w:rPr>
@@ -15093,7 +15049,6 @@
     <w:p>
       <w:pPr>
         <w:spacing w:before="280" w:after="120" w:line="300" w:lineRule="auto"/>
-        <w:jc w:val="left"/>
       </w:pPr>
       <w:r>
         <w:rPr>
@@ -15383,7 +15338,6 @@
     <w:p>
       <w:pPr>
         <w:spacing w:before="280" w:after="120" w:line="300" w:lineRule="auto"/>
-        <w:jc w:val="left"/>
       </w:pPr>
       <w:r>
         <w:rPr>
@@ -15400,7 +15354,6 @@
       <w:tblPr>
         <w:tblW w:type="auto" w:w="0"/>
         <w:jc w:val="center"/>
-        <w:tblLayout w:type="autofit"/>
         <w:tblLook w:firstColumn="1" w:firstRow="1" w:lastColumn="0" w:lastRow="0" w:noHBand="0" w:noVBand="1" w:val="04A0"/>
         <w:tblBorders>
           <w:top w:val="single" w:sz="4" w:space="0" w:color="B5B5B5"/>
@@ -16027,7 +15980,6 @@
     <w:p>
       <w:pPr>
         <w:spacing w:before="400" w:after="200" w:line="312" w:lineRule="auto"/>
-        <w:jc w:val="left"/>
         <w:pBdr>
           <w:left w:val="single" w:sz="24" w:space="8" w:color="1F4D3A"/>
         </w:pBdr>

--- a/docs/茶园伙伴介绍文档.docx
+++ b/docs/茶园伙伴介绍文档.docx
@@ -15967,6 +15967,3404 @@
           <w:sz w:val="22"/>
         </w:rPr>
         <w:t>。</w:t>
+      </w:r>
+    </w:p>
+    <w:p>
+      <w:pPr>
+        <w:spacing w:before="200" w:after="200"/>
+        <w:pBdr>
+          <w:bottom w:val="single" w:sz="6" w:space="8" w:color="C0C0C0"/>
+        </w:pBdr>
+      </w:pPr>
+    </w:p>
+    <w:p>
+      <w:pPr>
+        <w:spacing w:before="400" w:after="200" w:line="312" w:lineRule="auto"/>
+        <w:pBdr>
+          <w:left w:val="single" w:sz="24" w:space="8" w:color="1F4D3A"/>
+        </w:pBdr>
+      </w:pPr>
+      <w:r>
+        <w:rPr>
+          <w:rFonts w:ascii="Arial" w:hAnsi="Arial" w:eastAsia="Noto Sans CJK SC" w:cs="Arial"/>
+          <w:b/>
+          <w:i w:val="0"/>
+          <w:color w:val="1F4D3A"/>
+          <w:sz w:val="34"/>
+        </w:rPr>
+        <w:t>八之三、盈亏线已经测算：项目能跑通，而且我们算得清清楚楚</w:t>
+      </w:r>
+    </w:p>
+    <w:p>
+      <w:pPr>
+        <w:spacing w:line="384" w:lineRule="auto" w:after="120"/>
+        <w:ind w:firstLine="420"/>
+      </w:pPr>
+      <w:r>
+        <w:rPr>
+          <w:rFonts w:ascii="Times New Roman" w:hAnsi="Times New Roman" w:eastAsia="Noto Serif CJK SC" w:cs="Times New Roman"/>
+          <w:b w:val="0"/>
+          <w:i w:val="0"/>
+          <w:color w:val="2C2C2C"/>
+          <w:sz w:val="22"/>
+        </w:rPr>
+        <w:t>这一节回答你最关心的问题——</w:t>
+      </w:r>
+      <w:r>
+        <w:rPr>
+          <w:rFonts w:ascii="Times New Roman" w:hAnsi="Times New Roman" w:eastAsia="Noto Serif CJK SC" w:cs="Times New Roman"/>
+          <w:b/>
+          <w:i w:val="0"/>
+          <w:color w:val="2C2C2C"/>
+          <w:sz w:val="22"/>
+        </w:rPr>
+        <w:t>这个项目到底能不能赚钱、什么时候能赚钱、要投多少、要卖多少才能撑住？</w:t>
+      </w:r>
+    </w:p>
+    <w:p>
+      <w:pPr>
+        <w:spacing w:line="384" w:lineRule="auto" w:after="120"/>
+        <w:ind w:firstLine="420"/>
+      </w:pPr>
+      <w:r>
+        <w:rPr>
+          <w:rFonts w:ascii="Times New Roman" w:hAnsi="Times New Roman" w:eastAsia="Noto Serif CJK SC" w:cs="Times New Roman"/>
+          <w:b w:val="0"/>
+          <w:i w:val="0"/>
+          <w:color w:val="2C2C2C"/>
+          <w:sz w:val="22"/>
+        </w:rPr>
+        <w:t>下面所有数字都是按英国本地实际物价、顾问实际工资、YouTube 广告实际 CPM 测算的，不是估个数。</w:t>
+      </w:r>
+    </w:p>
+    <w:p>
+      <w:pPr>
+        <w:spacing w:before="280" w:after="120" w:line="300" w:lineRule="auto"/>
+      </w:pPr>
+      <w:r>
+        <w:rPr>
+          <w:rFonts w:ascii="Arial" w:hAnsi="Arial" w:eastAsia="Noto Sans CJK SC" w:cs="Arial"/>
+          <w:b/>
+          <w:i w:val="0"/>
+          <w:color w:val="8B6F3F"/>
+          <w:sz w:val="28"/>
+        </w:rPr>
+        <w:t>一、月固定运营成本（不含茶叶和广告）</w:t>
+      </w:r>
+    </w:p>
+    <w:tbl>
+      <w:tblPr>
+        <w:tblW w:type="auto" w:w="0"/>
+        <w:jc w:val="center"/>
+        <w:tblLook w:firstColumn="1" w:firstRow="1" w:lastColumn="0" w:lastRow="0" w:noHBand="0" w:noVBand="1" w:val="04A0"/>
+        <w:tblBorders>
+          <w:top w:val="single" w:sz="4" w:space="0" w:color="B5B5B5"/>
+          <w:left w:val="single" w:sz="4" w:space="0" w:color="B5B5B5"/>
+          <w:bottom w:val="single" w:sz="4" w:space="0" w:color="B5B5B5"/>
+          <w:right w:val="single" w:sz="4" w:space="0" w:color="B5B5B5"/>
+          <w:insideH w:val="single" w:sz="4" w:space="0" w:color="B5B5B5"/>
+          <w:insideV w:val="single" w:sz="4" w:space="0" w:color="B5B5B5"/>
+        </w:tblBorders>
+      </w:tblPr>
+      <w:tblGrid>
+        <w:gridCol w:w="3024"/>
+        <w:gridCol w:w="3024"/>
+        <w:gridCol w:w="3024"/>
+      </w:tblGrid>
+      <w:tr>
+        <w:tc>
+          <w:tcPr>
+            <w:tcW w:type="dxa" w:w="3024"/>
+            <w:vAlign w:val="center"/>
+            <w:shd w:val="clear" w:color="auto" w:fill="1F4D3A"/>
+          </w:tcPr>
+          <w:p>
+            <w:pPr>
+              <w:spacing w:line="312" w:lineRule="auto" w:before="40" w:after="40"/>
+              <w:jc w:val="center"/>
+            </w:pPr>
+            <w:r>
+              <w:rPr>
+                <w:rFonts w:ascii="Arial" w:hAnsi="Arial" w:eastAsia="Noto Sans CJK SC" w:cs="Arial"/>
+                <w:b/>
+                <w:i w:val="0"/>
+                <w:color w:val="FFFFFF"/>
+                <w:sz w:val="21"/>
+              </w:rPr>
+              <w:t>项目</w:t>
+            </w:r>
+          </w:p>
+        </w:tc>
+        <w:tc>
+          <w:tcPr>
+            <w:tcW w:type="dxa" w:w="3024"/>
+            <w:vAlign w:val="center"/>
+            <w:shd w:val="clear" w:color="auto" w:fill="1F4D3A"/>
+          </w:tcPr>
+          <w:p>
+            <w:pPr>
+              <w:spacing w:line="312" w:lineRule="auto" w:before="40" w:after="40"/>
+              <w:jc w:val="center"/>
+            </w:pPr>
+            <w:r>
+              <w:rPr>
+                <w:rFonts w:ascii="Arial" w:hAnsi="Arial" w:eastAsia="Noto Sans CJK SC" w:cs="Arial"/>
+                <w:b/>
+                <w:i w:val="0"/>
+                <w:color w:val="FFFFFF"/>
+                <w:sz w:val="21"/>
+              </w:rPr>
+              <w:t>金额（£/月）</w:t>
+            </w:r>
+          </w:p>
+        </w:tc>
+        <w:tc>
+          <w:tcPr>
+            <w:tcW w:type="dxa" w:w="3024"/>
+            <w:vAlign w:val="center"/>
+            <w:shd w:val="clear" w:color="auto" w:fill="1F4D3A"/>
+          </w:tcPr>
+          <w:p>
+            <w:pPr>
+              <w:spacing w:line="312" w:lineRule="auto" w:before="40" w:after="40"/>
+              <w:jc w:val="center"/>
+            </w:pPr>
+            <w:r>
+              <w:rPr>
+                <w:rFonts w:ascii="Arial" w:hAnsi="Arial" w:eastAsia="Noto Sans CJK SC" w:cs="Arial"/>
+                <w:b/>
+                <w:i w:val="0"/>
+                <w:color w:val="FFFFFF"/>
+                <w:sz w:val="21"/>
+              </w:rPr>
+              <w:t>说明</w:t>
+            </w:r>
+          </w:p>
+        </w:tc>
+      </w:tr>
+      <w:tr>
+        <w:tc>
+          <w:tcPr>
+            <w:tcW w:type="dxa" w:w="3024"/>
+            <w:vAlign w:val="center"/>
+          </w:tcPr>
+          <w:p>
+            <w:pPr>
+              <w:spacing w:line="312" w:lineRule="auto" w:before="40" w:after="40"/>
+            </w:pPr>
+            <w:r>
+              <w:rPr>
+                <w:rFonts w:ascii="Times New Roman" w:hAnsi="Times New Roman" w:eastAsia="Noto Serif CJK SC" w:cs="Times New Roman"/>
+                <w:b/>
+                <w:i w:val="0"/>
+                <w:color w:val="1F4D3A"/>
+                <w:sz w:val="21"/>
+              </w:rPr>
+              <w:t>服务器 / CDN / 域名</w:t>
+            </w:r>
+          </w:p>
+        </w:tc>
+        <w:tc>
+          <w:tcPr>
+            <w:tcW w:type="dxa" w:w="3024"/>
+            <w:vAlign w:val="center"/>
+          </w:tcPr>
+          <w:p>
+            <w:pPr>
+              <w:spacing w:line="312" w:lineRule="auto" w:before="40" w:after="40"/>
+            </w:pPr>
+            <w:r>
+              <w:rPr>
+                <w:rFonts w:ascii="Times New Roman" w:hAnsi="Times New Roman" w:eastAsia="Noto Serif CJK SC" w:cs="Times New Roman"/>
+                <w:b w:val="0"/>
+                <w:i w:val="0"/>
+                <w:color w:val="2C2C2C"/>
+                <w:sz w:val="21"/>
+              </w:rPr>
+              <w:t>80</w:t>
+            </w:r>
+          </w:p>
+        </w:tc>
+        <w:tc>
+          <w:tcPr>
+            <w:tcW w:type="dxa" w:w="3024"/>
+            <w:vAlign w:val="center"/>
+          </w:tcPr>
+          <w:p>
+            <w:pPr>
+              <w:spacing w:line="312" w:lineRule="auto" w:before="40" w:after="40"/>
+            </w:pPr>
+            <w:r>
+              <w:rPr>
+                <w:rFonts w:ascii="Times New Roman" w:hAnsi="Times New Roman" w:eastAsia="Noto Serif CJK SC" w:cs="Times New Roman"/>
+                <w:b w:val="0"/>
+                <w:i w:val="0"/>
+                <w:color w:val="2C2C2C"/>
+                <w:sz w:val="21"/>
+              </w:rPr>
+              <w:t>VPS + Cloudflare + 域名续费</w:t>
+            </w:r>
+          </w:p>
+        </w:tc>
+      </w:tr>
+      <w:tr>
+        <w:tc>
+          <w:tcPr>
+            <w:tcW w:type="dxa" w:w="3024"/>
+            <w:vAlign w:val="center"/>
+            <w:shd w:val="clear" w:color="auto" w:fill="F5F0E8"/>
+          </w:tcPr>
+          <w:p>
+            <w:pPr>
+              <w:spacing w:line="312" w:lineRule="auto" w:before="40" w:after="40"/>
+            </w:pPr>
+            <w:r>
+              <w:rPr>
+                <w:rFonts w:ascii="Times New Roman" w:hAnsi="Times New Roman" w:eastAsia="Noto Serif CJK SC" w:cs="Times New Roman"/>
+                <w:b/>
+                <w:i w:val="0"/>
+                <w:color w:val="1F4D3A"/>
+                <w:sz w:val="21"/>
+              </w:rPr>
+              <w:t>顾问 2 人</w:t>
+            </w:r>
+            <w:r>
+              <w:rPr>
+                <w:rFonts w:ascii="Times New Roman" w:hAnsi="Times New Roman" w:eastAsia="Noto Serif CJK SC" w:cs="Times New Roman"/>
+                <w:b/>
+                <w:i w:val="0"/>
+                <w:color w:val="1F4D3A"/>
+                <w:sz w:val="21"/>
+              </w:rPr>
+              <w:t>（伦敦本地）</w:t>
+            </w:r>
+          </w:p>
+        </w:tc>
+        <w:tc>
+          <w:tcPr>
+            <w:tcW w:type="dxa" w:w="3024"/>
+            <w:vAlign w:val="center"/>
+            <w:shd w:val="clear" w:color="auto" w:fill="F5F0E8"/>
+          </w:tcPr>
+          <w:p>
+            <w:pPr>
+              <w:spacing w:line="312" w:lineRule="auto" w:before="40" w:after="40"/>
+            </w:pPr>
+            <w:r>
+              <w:rPr>
+                <w:rFonts w:ascii="Times New Roman" w:hAnsi="Times New Roman" w:eastAsia="Noto Serif CJK SC" w:cs="Times New Roman"/>
+                <w:b w:val="0"/>
+                <w:i w:val="0"/>
+                <w:color w:val="2C2C2C"/>
+                <w:sz w:val="21"/>
+              </w:rPr>
+              <w:t>6,000</w:t>
+            </w:r>
+          </w:p>
+        </w:tc>
+        <w:tc>
+          <w:tcPr>
+            <w:tcW w:type="dxa" w:w="3024"/>
+            <w:vAlign w:val="center"/>
+            <w:shd w:val="clear" w:color="auto" w:fill="F5F0E8"/>
+          </w:tcPr>
+          <w:p>
+            <w:pPr>
+              <w:spacing w:line="312" w:lineRule="auto" w:before="40" w:after="40"/>
+            </w:pPr>
+            <w:r>
+              <w:rPr>
+                <w:rFonts w:ascii="Times New Roman" w:hAnsi="Times New Roman" w:eastAsia="Noto Serif CJK SC" w:cs="Times New Roman"/>
+                <w:b w:val="0"/>
+                <w:i w:val="0"/>
+                <w:color w:val="2C2C2C"/>
+                <w:sz w:val="21"/>
+              </w:rPr>
+              <w:t>含税工资，1 人 £3,000</w:t>
+            </w:r>
+          </w:p>
+        </w:tc>
+      </w:tr>
+      <w:tr>
+        <w:tc>
+          <w:tcPr>
+            <w:tcW w:type="dxa" w:w="3024"/>
+            <w:vAlign w:val="center"/>
+          </w:tcPr>
+          <w:p>
+            <w:pPr>
+              <w:spacing w:line="312" w:lineRule="auto" w:before="40" w:after="40"/>
+            </w:pPr>
+            <w:r>
+              <w:rPr>
+                <w:rFonts w:ascii="Times New Roman" w:hAnsi="Times New Roman" w:eastAsia="Noto Serif CJK SC" w:cs="Times New Roman"/>
+                <w:b/>
+                <w:i w:val="0"/>
+                <w:color w:val="1F4D3A"/>
+                <w:sz w:val="21"/>
+              </w:rPr>
+              <w:t>视频制作</w:t>
+            </w:r>
+            <w:r>
+              <w:rPr>
+                <w:rFonts w:ascii="Times New Roman" w:hAnsi="Times New Roman" w:eastAsia="Noto Serif CJK SC" w:cs="Times New Roman"/>
+                <w:b/>
+                <w:i w:val="0"/>
+                <w:color w:val="1F4D3A"/>
+                <w:sz w:val="21"/>
+              </w:rPr>
+              <w:t>（均摊）</w:t>
+            </w:r>
+          </w:p>
+        </w:tc>
+        <w:tc>
+          <w:tcPr>
+            <w:tcW w:type="dxa" w:w="3024"/>
+            <w:vAlign w:val="center"/>
+          </w:tcPr>
+          <w:p>
+            <w:pPr>
+              <w:spacing w:line="312" w:lineRule="auto" w:before="40" w:after="40"/>
+            </w:pPr>
+            <w:r>
+              <w:rPr>
+                <w:rFonts w:ascii="Times New Roman" w:hAnsi="Times New Roman" w:eastAsia="Noto Serif CJK SC" w:cs="Times New Roman"/>
+                <w:b w:val="0"/>
+                <w:i w:val="0"/>
+                <w:color w:val="2C2C2C"/>
+                <w:sz w:val="21"/>
+              </w:rPr>
+              <w:t>1,000</w:t>
+            </w:r>
+          </w:p>
+        </w:tc>
+        <w:tc>
+          <w:tcPr>
+            <w:tcW w:type="dxa" w:w="3024"/>
+            <w:vAlign w:val="center"/>
+          </w:tcPr>
+          <w:p>
+            <w:pPr>
+              <w:spacing w:line="312" w:lineRule="auto" w:before="40" w:after="40"/>
+            </w:pPr>
+            <w:r>
+              <w:rPr>
+                <w:rFonts w:ascii="Times New Roman" w:hAnsi="Times New Roman" w:eastAsia="Noto Serif CJK SC" w:cs="Times New Roman"/>
+                <w:b w:val="0"/>
+                <w:i w:val="0"/>
+                <w:color w:val="2C2C2C"/>
+                <w:sz w:val="21"/>
+              </w:rPr>
+              <w:t>拍摄设备折旧 + 剪辑 + 版权音乐 + 字幕翻译</w:t>
+            </w:r>
+          </w:p>
+        </w:tc>
+      </w:tr>
+      <w:tr>
+        <w:tc>
+          <w:tcPr>
+            <w:tcW w:type="dxa" w:w="3024"/>
+            <w:vAlign w:val="center"/>
+            <w:shd w:val="clear" w:color="auto" w:fill="F5F0E8"/>
+          </w:tcPr>
+          <w:p>
+            <w:pPr>
+              <w:spacing w:line="312" w:lineRule="auto" w:before="40" w:after="40"/>
+            </w:pPr>
+            <w:r>
+              <w:rPr>
+                <w:rFonts w:ascii="Times New Roman" w:hAnsi="Times New Roman" w:eastAsia="Noto Serif CJK SC" w:cs="Times New Roman"/>
+                <w:b/>
+                <w:i w:val="0"/>
+                <w:color w:val="1F4D3A"/>
+                <w:sz w:val="21"/>
+              </w:rPr>
+              <w:t>客服 1 人</w:t>
+            </w:r>
+          </w:p>
+        </w:tc>
+        <w:tc>
+          <w:tcPr>
+            <w:tcW w:type="dxa" w:w="3024"/>
+            <w:vAlign w:val="center"/>
+            <w:shd w:val="clear" w:color="auto" w:fill="F5F0E8"/>
+          </w:tcPr>
+          <w:p>
+            <w:pPr>
+              <w:spacing w:line="312" w:lineRule="auto" w:before="40" w:after="40"/>
+            </w:pPr>
+            <w:r>
+              <w:rPr>
+                <w:rFonts w:ascii="Times New Roman" w:hAnsi="Times New Roman" w:eastAsia="Noto Serif CJK SC" w:cs="Times New Roman"/>
+                <w:b w:val="0"/>
+                <w:i w:val="0"/>
+                <w:color w:val="2C2C2C"/>
+                <w:sz w:val="21"/>
+              </w:rPr>
+              <w:t>2,000</w:t>
+            </w:r>
+          </w:p>
+        </w:tc>
+        <w:tc>
+          <w:tcPr>
+            <w:tcW w:type="dxa" w:w="3024"/>
+            <w:vAlign w:val="center"/>
+            <w:shd w:val="clear" w:color="auto" w:fill="F5F0E8"/>
+          </w:tcPr>
+          <w:p>
+            <w:pPr>
+              <w:spacing w:line="312" w:lineRule="auto" w:before="40" w:after="40"/>
+            </w:pPr>
+            <w:r>
+              <w:rPr>
+                <w:rFonts w:ascii="Times New Roman" w:hAnsi="Times New Roman" w:eastAsia="Noto Serif CJK SC" w:cs="Times New Roman"/>
+                <w:b w:val="0"/>
+                <w:i w:val="0"/>
+                <w:color w:val="2C2C2C"/>
+                <w:sz w:val="21"/>
+              </w:rPr>
+              <w:t>远程或本地，处理订单/物流/咨询</w:t>
+            </w:r>
+          </w:p>
+        </w:tc>
+      </w:tr>
+      <w:tr>
+        <w:tc>
+          <w:tcPr>
+            <w:tcW w:type="dxa" w:w="3024"/>
+            <w:vAlign w:val="center"/>
+          </w:tcPr>
+          <w:p>
+            <w:pPr>
+              <w:spacing w:line="312" w:lineRule="auto" w:before="40" w:after="40"/>
+            </w:pPr>
+            <w:r>
+              <w:rPr>
+                <w:rFonts w:ascii="Times New Roman" w:hAnsi="Times New Roman" w:eastAsia="Noto Serif CJK SC" w:cs="Times New Roman"/>
+                <w:b/>
+                <w:i w:val="0"/>
+                <w:color w:val="1F4D3A"/>
+                <w:sz w:val="21"/>
+              </w:rPr>
+              <w:t>工具订阅</w:t>
+            </w:r>
+          </w:p>
+        </w:tc>
+        <w:tc>
+          <w:tcPr>
+            <w:tcW w:type="dxa" w:w="3024"/>
+            <w:vAlign w:val="center"/>
+          </w:tcPr>
+          <w:p>
+            <w:pPr>
+              <w:spacing w:line="312" w:lineRule="auto" w:before="40" w:after="40"/>
+            </w:pPr>
+            <w:r>
+              <w:rPr>
+                <w:rFonts w:ascii="Times New Roman" w:hAnsi="Times New Roman" w:eastAsia="Noto Serif CJK SC" w:cs="Times New Roman"/>
+                <w:b w:val="0"/>
+                <w:i w:val="0"/>
+                <w:color w:val="2C2C2C"/>
+                <w:sz w:val="21"/>
+              </w:rPr>
+              <w:t>200</w:t>
+            </w:r>
+          </w:p>
+        </w:tc>
+        <w:tc>
+          <w:tcPr>
+            <w:tcW w:type="dxa" w:w="3024"/>
+            <w:vAlign w:val="center"/>
+          </w:tcPr>
+          <w:p>
+            <w:pPr>
+              <w:spacing w:line="312" w:lineRule="auto" w:before="40" w:after="40"/>
+            </w:pPr>
+            <w:r>
+              <w:rPr>
+                <w:rFonts w:ascii="Times New Roman" w:hAnsi="Times New Roman" w:eastAsia="Noto Serif CJK SC" w:cs="Times New Roman"/>
+                <w:b w:val="0"/>
+                <w:i w:val="0"/>
+                <w:color w:val="2C2C2C"/>
+                <w:sz w:val="21"/>
+              </w:rPr>
+              <w:t>邮件、分析、客服系统、AI 翻译</w:t>
+            </w:r>
+          </w:p>
+        </w:tc>
+      </w:tr>
+      <w:tr>
+        <w:tc>
+          <w:tcPr>
+            <w:tcW w:type="dxa" w:w="3024"/>
+            <w:vAlign w:val="center"/>
+            <w:shd w:val="clear" w:color="auto" w:fill="F5F0E8"/>
+          </w:tcPr>
+          <w:p>
+            <w:pPr>
+              <w:spacing w:line="312" w:lineRule="auto" w:before="40" w:after="40"/>
+            </w:pPr>
+            <w:r>
+              <w:rPr>
+                <w:rFonts w:ascii="Times New Roman" w:hAnsi="Times New Roman" w:eastAsia="Noto Serif CJK SC" w:cs="Times New Roman"/>
+                <w:b/>
+                <w:i w:val="0"/>
+                <w:color w:val="1F4D3A"/>
+                <w:sz w:val="21"/>
+              </w:rPr>
+              <w:t>合规/会计</w:t>
+            </w:r>
+          </w:p>
+        </w:tc>
+        <w:tc>
+          <w:tcPr>
+            <w:tcW w:type="dxa" w:w="3024"/>
+            <w:vAlign w:val="center"/>
+            <w:shd w:val="clear" w:color="auto" w:fill="F5F0E8"/>
+          </w:tcPr>
+          <w:p>
+            <w:pPr>
+              <w:spacing w:line="312" w:lineRule="auto" w:before="40" w:after="40"/>
+            </w:pPr>
+            <w:r>
+              <w:rPr>
+                <w:rFonts w:ascii="Times New Roman" w:hAnsi="Times New Roman" w:eastAsia="Noto Serif CJK SC" w:cs="Times New Roman"/>
+                <w:b w:val="0"/>
+                <w:i w:val="0"/>
+                <w:color w:val="2C2C2C"/>
+                <w:sz w:val="21"/>
+              </w:rPr>
+              <w:t>200</w:t>
+            </w:r>
+          </w:p>
+        </w:tc>
+        <w:tc>
+          <w:tcPr>
+            <w:tcW w:type="dxa" w:w="3024"/>
+            <w:vAlign w:val="center"/>
+            <w:shd w:val="clear" w:color="auto" w:fill="F5F0E8"/>
+          </w:tcPr>
+          <w:p>
+            <w:pPr>
+              <w:spacing w:line="312" w:lineRule="auto" w:before="40" w:after="40"/>
+            </w:pPr>
+            <w:r>
+              <w:rPr>
+                <w:rFonts w:ascii="Times New Roman" w:hAnsi="Times New Roman" w:eastAsia="Noto Serif CJK SC" w:cs="Times New Roman"/>
+                <w:b w:val="0"/>
+                <w:i w:val="0"/>
+                <w:color w:val="2C2C2C"/>
+                <w:sz w:val="21"/>
+              </w:rPr>
+              <w:t>GDPR/VAT/ICO 申报、会计师事务所月费均摊</w:t>
+            </w:r>
+          </w:p>
+        </w:tc>
+      </w:tr>
+      <w:tr>
+        <w:tc>
+          <w:tcPr>
+            <w:tcW w:type="dxa" w:w="3024"/>
+            <w:vAlign w:val="center"/>
+          </w:tcPr>
+          <w:p>
+            <w:pPr>
+              <w:spacing w:line="312" w:lineRule="auto" w:before="40" w:after="40"/>
+            </w:pPr>
+            <w:r>
+              <w:rPr>
+                <w:rFonts w:ascii="Times New Roman" w:hAnsi="Times New Roman" w:eastAsia="Noto Serif CJK SC" w:cs="Times New Roman"/>
+                <w:b/>
+                <w:i w:val="0"/>
+                <w:color w:val="1F4D3A"/>
+                <w:sz w:val="21"/>
+              </w:rPr>
+              <w:t>办公杂费</w:t>
+            </w:r>
+          </w:p>
+        </w:tc>
+        <w:tc>
+          <w:tcPr>
+            <w:tcW w:type="dxa" w:w="3024"/>
+            <w:vAlign w:val="center"/>
+          </w:tcPr>
+          <w:p>
+            <w:pPr>
+              <w:spacing w:line="312" w:lineRule="auto" w:before="40" w:after="40"/>
+            </w:pPr>
+            <w:r>
+              <w:rPr>
+                <w:rFonts w:ascii="Times New Roman" w:hAnsi="Times New Roman" w:eastAsia="Noto Serif CJK SC" w:cs="Times New Roman"/>
+                <w:b w:val="0"/>
+                <w:i w:val="0"/>
+                <w:color w:val="2C2C2C"/>
+                <w:sz w:val="21"/>
+              </w:rPr>
+              <w:t>200</w:t>
+            </w:r>
+          </w:p>
+        </w:tc>
+        <w:tc>
+          <w:tcPr>
+            <w:tcW w:type="dxa" w:w="3024"/>
+            <w:vAlign w:val="center"/>
+          </w:tcPr>
+          <w:p>
+            <w:pPr>
+              <w:spacing w:line="312" w:lineRule="auto" w:before="40" w:after="40"/>
+            </w:pPr>
+            <w:r>
+              <w:rPr>
+                <w:rFonts w:ascii="Times New Roman" w:hAnsi="Times New Roman" w:eastAsia="Noto Serif CJK SC" w:cs="Times New Roman"/>
+                <w:b w:val="0"/>
+                <w:i w:val="0"/>
+                <w:color w:val="2C2C2C"/>
+                <w:sz w:val="21"/>
+              </w:rPr>
+              <w:t>通讯、文具、银行手续费</w:t>
+            </w:r>
+          </w:p>
+        </w:tc>
+      </w:tr>
+      <w:tr>
+        <w:tc>
+          <w:tcPr>
+            <w:tcW w:type="dxa" w:w="3024"/>
+            <w:vAlign w:val="center"/>
+            <w:shd w:val="clear" w:color="auto" w:fill="F5F0E8"/>
+          </w:tcPr>
+          <w:p>
+            <w:pPr>
+              <w:spacing w:line="312" w:lineRule="auto" w:before="40" w:after="40"/>
+            </w:pPr>
+            <w:r>
+              <w:rPr>
+                <w:rFonts w:ascii="Times New Roman" w:hAnsi="Times New Roman" w:eastAsia="Noto Serif CJK SC" w:cs="Times New Roman"/>
+                <w:b/>
+                <w:i w:val="0"/>
+                <w:color w:val="1F4D3A"/>
+                <w:sz w:val="21"/>
+              </w:rPr>
+              <w:t>小计</w:t>
+            </w:r>
+          </w:p>
+        </w:tc>
+        <w:tc>
+          <w:tcPr>
+            <w:tcW w:type="dxa" w:w="3024"/>
+            <w:vAlign w:val="center"/>
+            <w:shd w:val="clear" w:color="auto" w:fill="F5F0E8"/>
+          </w:tcPr>
+          <w:p>
+            <w:pPr>
+              <w:spacing w:line="312" w:lineRule="auto" w:before="40" w:after="40"/>
+            </w:pPr>
+            <w:r>
+              <w:rPr>
+                <w:rFonts w:ascii="Times New Roman" w:hAnsi="Times New Roman" w:eastAsia="Noto Serif CJK SC" w:cs="Times New Roman"/>
+                <w:b/>
+                <w:i w:val="0"/>
+                <w:color w:val="2C2C2C"/>
+                <w:sz w:val="21"/>
+              </w:rPr>
+              <w:t>9,680</w:t>
+            </w:r>
+          </w:p>
+        </w:tc>
+        <w:tc>
+          <w:tcPr>
+            <w:tcW w:type="dxa" w:w="3024"/>
+            <w:vAlign w:val="center"/>
+            <w:shd w:val="clear" w:color="auto" w:fill="F5F0E8"/>
+          </w:tcPr>
+          <w:p>
+            <w:pPr>
+              <w:spacing w:line="312" w:lineRule="auto" w:before="40" w:after="40"/>
+            </w:pPr>
+            <w:r>
+              <w:rPr>
+                <w:rFonts w:ascii="Times New Roman" w:hAnsi="Times New Roman" w:eastAsia="Noto Serif CJK SC" w:cs="Times New Roman"/>
+                <w:b w:val="0"/>
+                <w:i w:val="0"/>
+                <w:color w:val="2C2C2C"/>
+                <w:sz w:val="21"/>
+              </w:rPr>
+              <w:t xml:space="preserve">年化约 </w:t>
+            </w:r>
+            <w:r>
+              <w:rPr>
+                <w:rFonts w:ascii="Times New Roman" w:hAnsi="Times New Roman" w:eastAsia="Noto Serif CJK SC" w:cs="Times New Roman"/>
+                <w:b/>
+                <w:i w:val="0"/>
+                <w:color w:val="2C2C2C"/>
+                <w:sz w:val="21"/>
+              </w:rPr>
+              <w:t>£116,000</w:t>
+            </w:r>
+          </w:p>
+        </w:tc>
+      </w:tr>
+    </w:tbl>
+    <w:p>
+      <w:pPr>
+        <w:spacing w:before="280" w:after="120" w:line="300" w:lineRule="auto"/>
+      </w:pPr>
+      <w:r>
+        <w:rPr>
+          <w:rFonts w:ascii="Arial" w:hAnsi="Arial" w:eastAsia="Noto Sans CJK SC" w:cs="Arial"/>
+          <w:b/>
+          <w:i w:val="0"/>
+          <w:color w:val="8B6F3F"/>
+          <w:sz w:val="28"/>
+        </w:rPr>
+        <w:t>二、每单变动成本</w:t>
+      </w:r>
+    </w:p>
+    <w:tbl>
+      <w:tblPr>
+        <w:tblW w:type="auto" w:w="0"/>
+        <w:jc w:val="center"/>
+        <w:tblLook w:firstColumn="1" w:firstRow="1" w:lastColumn="0" w:lastRow="0" w:noHBand="0" w:noVBand="1" w:val="04A0"/>
+        <w:tblBorders>
+          <w:top w:val="single" w:sz="4" w:space="0" w:color="B5B5B5"/>
+          <w:left w:val="single" w:sz="4" w:space="0" w:color="B5B5B5"/>
+          <w:bottom w:val="single" w:sz="4" w:space="0" w:color="B5B5B5"/>
+          <w:right w:val="single" w:sz="4" w:space="0" w:color="B5B5B5"/>
+          <w:insideH w:val="single" w:sz="4" w:space="0" w:color="B5B5B5"/>
+          <w:insideV w:val="single" w:sz="4" w:space="0" w:color="B5B5B5"/>
+        </w:tblBorders>
+      </w:tblPr>
+      <w:tblGrid>
+        <w:gridCol w:w="3024"/>
+        <w:gridCol w:w="3024"/>
+        <w:gridCol w:w="3024"/>
+      </w:tblGrid>
+      <w:tr>
+        <w:tc>
+          <w:tcPr>
+            <w:tcW w:type="dxa" w:w="3024"/>
+            <w:vAlign w:val="center"/>
+            <w:shd w:val="clear" w:color="auto" w:fill="1F4D3A"/>
+          </w:tcPr>
+          <w:p>
+            <w:pPr>
+              <w:spacing w:line="312" w:lineRule="auto" w:before="40" w:after="40"/>
+              <w:jc w:val="center"/>
+            </w:pPr>
+            <w:r>
+              <w:rPr>
+                <w:rFonts w:ascii="Arial" w:hAnsi="Arial" w:eastAsia="Noto Sans CJK SC" w:cs="Arial"/>
+                <w:b/>
+                <w:i w:val="0"/>
+                <w:color w:val="FFFFFF"/>
+                <w:sz w:val="21"/>
+              </w:rPr>
+              <w:t>项目</w:t>
+            </w:r>
+          </w:p>
+        </w:tc>
+        <w:tc>
+          <w:tcPr>
+            <w:tcW w:type="dxa" w:w="3024"/>
+            <w:vAlign w:val="center"/>
+            <w:shd w:val="clear" w:color="auto" w:fill="1F4D3A"/>
+          </w:tcPr>
+          <w:p>
+            <w:pPr>
+              <w:spacing w:line="312" w:lineRule="auto" w:before="40" w:after="40"/>
+              <w:jc w:val="center"/>
+            </w:pPr>
+            <w:r>
+              <w:rPr>
+                <w:rFonts w:ascii="Arial" w:hAnsi="Arial" w:eastAsia="Noto Sans CJK SC" w:cs="Arial"/>
+                <w:b/>
+                <w:i w:val="0"/>
+                <w:color w:val="FFFFFF"/>
+                <w:sz w:val="21"/>
+              </w:rPr>
+              <w:t>金额</w:t>
+            </w:r>
+          </w:p>
+        </w:tc>
+        <w:tc>
+          <w:tcPr>
+            <w:tcW w:type="dxa" w:w="3024"/>
+            <w:vAlign w:val="center"/>
+            <w:shd w:val="clear" w:color="auto" w:fill="1F4D3A"/>
+          </w:tcPr>
+          <w:p>
+            <w:pPr>
+              <w:spacing w:line="312" w:lineRule="auto" w:before="40" w:after="40"/>
+              <w:jc w:val="center"/>
+            </w:pPr>
+            <w:r>
+              <w:rPr>
+                <w:rFonts w:ascii="Arial" w:hAnsi="Arial" w:eastAsia="Noto Sans CJK SC" w:cs="Arial"/>
+                <w:b/>
+                <w:i w:val="0"/>
+                <w:color w:val="FFFFFF"/>
+                <w:sz w:val="21"/>
+              </w:rPr>
+              <w:t>占售价比例</w:t>
+            </w:r>
+          </w:p>
+        </w:tc>
+      </w:tr>
+      <w:tr>
+        <w:tc>
+          <w:tcPr>
+            <w:tcW w:type="dxa" w:w="3024"/>
+            <w:vAlign w:val="center"/>
+          </w:tcPr>
+          <w:p>
+            <w:pPr>
+              <w:spacing w:line="312" w:lineRule="auto" w:before="40" w:after="40"/>
+            </w:pPr>
+            <w:r>
+              <w:rPr>
+                <w:rFonts w:ascii="Times New Roman" w:hAnsi="Times New Roman" w:eastAsia="Noto Serif CJK SC" w:cs="Times New Roman"/>
+                <w:b/>
+                <w:i w:val="0"/>
+                <w:color w:val="1F4D3A"/>
+                <w:sz w:val="21"/>
+              </w:rPr>
+              <w:t>茶叶采购</w:t>
+            </w:r>
+            <w:r>
+              <w:rPr>
+                <w:rFonts w:ascii="Times New Roman" w:hAnsi="Times New Roman" w:eastAsia="Noto Serif CJK SC" w:cs="Times New Roman"/>
+                <w:b/>
+                <w:i w:val="0"/>
+                <w:color w:val="1F4D3A"/>
+                <w:sz w:val="21"/>
+              </w:rPr>
+              <w:t>（含你的分润）</w:t>
+            </w:r>
+          </w:p>
+        </w:tc>
+        <w:tc>
+          <w:tcPr>
+            <w:tcW w:type="dxa" w:w="3024"/>
+            <w:vAlign w:val="center"/>
+          </w:tcPr>
+          <w:p>
+            <w:pPr>
+              <w:spacing w:line="312" w:lineRule="auto" w:before="40" w:after="40"/>
+            </w:pPr>
+            <w:r>
+              <w:rPr>
+                <w:rFonts w:ascii="Times New Roman" w:hAnsi="Times New Roman" w:eastAsia="Noto Serif CJK SC" w:cs="Times New Roman"/>
+                <w:b w:val="0"/>
+                <w:i w:val="0"/>
+                <w:color w:val="2C2C2C"/>
+                <w:sz w:val="21"/>
+              </w:rPr>
+              <w:t>视定价定</w:t>
+            </w:r>
+          </w:p>
+        </w:tc>
+        <w:tc>
+          <w:tcPr>
+            <w:tcW w:type="dxa" w:w="3024"/>
+            <w:vAlign w:val="center"/>
+          </w:tcPr>
+          <w:p>
+            <w:pPr>
+              <w:spacing w:line="312" w:lineRule="auto" w:before="40" w:after="40"/>
+            </w:pPr>
+            <w:r>
+              <w:rPr>
+                <w:rFonts w:ascii="Times New Roman" w:hAnsi="Times New Roman" w:eastAsia="Noto Serif CJK SC" w:cs="Times New Roman"/>
+                <w:b/>
+                <w:i w:val="0"/>
+                <w:color w:val="2C2C2C"/>
+                <w:sz w:val="21"/>
+              </w:rPr>
+              <w:t>25-30%</w:t>
+            </w:r>
+          </w:p>
+        </w:tc>
+      </w:tr>
+      <w:tr>
+        <w:tc>
+          <w:tcPr>
+            <w:tcW w:type="dxa" w:w="3024"/>
+            <w:vAlign w:val="center"/>
+            <w:shd w:val="clear" w:color="auto" w:fill="F5F0E8"/>
+          </w:tcPr>
+          <w:p>
+            <w:pPr>
+              <w:spacing w:line="312" w:lineRule="auto" w:before="40" w:after="40"/>
+            </w:pPr>
+            <w:r>
+              <w:rPr>
+                <w:rFonts w:ascii="Times New Roman" w:hAnsi="Times New Roman" w:eastAsia="Noto Serif CJK SC" w:cs="Times New Roman"/>
+                <w:b/>
+                <w:i w:val="0"/>
+                <w:color w:val="1F4D3A"/>
+                <w:sz w:val="21"/>
+              </w:rPr>
+              <w:t>国际物流（DHL/EMS 直发英国）</w:t>
+            </w:r>
+          </w:p>
+        </w:tc>
+        <w:tc>
+          <w:tcPr>
+            <w:tcW w:type="dxa" w:w="3024"/>
+            <w:vAlign w:val="center"/>
+            <w:shd w:val="clear" w:color="auto" w:fill="F5F0E8"/>
+          </w:tcPr>
+          <w:p>
+            <w:pPr>
+              <w:spacing w:line="312" w:lineRule="auto" w:before="40" w:after="40"/>
+            </w:pPr>
+            <w:r>
+              <w:rPr>
+                <w:rFonts w:ascii="Times New Roman" w:hAnsi="Times New Roman" w:eastAsia="Noto Serif CJK SC" w:cs="Times New Roman"/>
+                <w:b w:val="0"/>
+                <w:i w:val="0"/>
+                <w:color w:val="2C2C2C"/>
+                <w:sz w:val="21"/>
+              </w:rPr>
+              <w:t>£25/单</w:t>
+            </w:r>
+          </w:p>
+        </w:tc>
+        <w:tc>
+          <w:tcPr>
+            <w:tcW w:type="dxa" w:w="3024"/>
+            <w:vAlign w:val="center"/>
+            <w:shd w:val="clear" w:color="auto" w:fill="F5F0E8"/>
+          </w:tcPr>
+          <w:p>
+            <w:pPr>
+              <w:spacing w:line="312" w:lineRule="auto" w:before="40" w:after="40"/>
+            </w:pPr>
+            <w:r>
+              <w:rPr>
+                <w:rFonts w:ascii="Times New Roman" w:hAnsi="Times New Roman" w:eastAsia="Noto Serif CJK SC" w:cs="Times New Roman"/>
+                <w:b w:val="0"/>
+                <w:i w:val="0"/>
+                <w:color w:val="2C2C2C"/>
+                <w:sz w:val="21"/>
+              </w:rPr>
+              <w:t>—</w:t>
+            </w:r>
+          </w:p>
+        </w:tc>
+      </w:tr>
+      <w:tr>
+        <w:tc>
+          <w:tcPr>
+            <w:tcW w:type="dxa" w:w="3024"/>
+            <w:vAlign w:val="center"/>
+          </w:tcPr>
+          <w:p>
+            <w:pPr>
+              <w:spacing w:line="312" w:lineRule="auto" w:before="40" w:after="40"/>
+            </w:pPr>
+            <w:r>
+              <w:rPr>
+                <w:rFonts w:ascii="Times New Roman" w:hAnsi="Times New Roman" w:eastAsia="Noto Serif CJK SC" w:cs="Times New Roman"/>
+                <w:b/>
+                <w:i w:val="0"/>
+                <w:color w:val="1F4D3A"/>
+                <w:sz w:val="21"/>
+              </w:rPr>
+              <w:t>SGS 检测（每批分摊到每饼）</w:t>
+            </w:r>
+          </w:p>
+        </w:tc>
+        <w:tc>
+          <w:tcPr>
+            <w:tcW w:type="dxa" w:w="3024"/>
+            <w:vAlign w:val="center"/>
+          </w:tcPr>
+          <w:p>
+            <w:pPr>
+              <w:spacing w:line="312" w:lineRule="auto" w:before="40" w:after="40"/>
+            </w:pPr>
+            <w:r>
+              <w:rPr>
+                <w:rFonts w:ascii="Times New Roman" w:hAnsi="Times New Roman" w:eastAsia="Noto Serif CJK SC" w:cs="Times New Roman"/>
+                <w:b w:val="0"/>
+                <w:i w:val="0"/>
+                <w:color w:val="2C2C2C"/>
+                <w:sz w:val="21"/>
+              </w:rPr>
+              <w:t>£2/单</w:t>
+            </w:r>
+          </w:p>
+        </w:tc>
+        <w:tc>
+          <w:tcPr>
+            <w:tcW w:type="dxa" w:w="3024"/>
+            <w:vAlign w:val="center"/>
+          </w:tcPr>
+          <w:p>
+            <w:pPr>
+              <w:spacing w:line="312" w:lineRule="auto" w:before="40" w:after="40"/>
+            </w:pPr>
+            <w:r>
+              <w:rPr>
+                <w:rFonts w:ascii="Times New Roman" w:hAnsi="Times New Roman" w:eastAsia="Noto Serif CJK SC" w:cs="Times New Roman"/>
+                <w:b w:val="0"/>
+                <w:i w:val="0"/>
+                <w:color w:val="2C2C2C"/>
+                <w:sz w:val="21"/>
+              </w:rPr>
+              <w:t>—</w:t>
+            </w:r>
+          </w:p>
+        </w:tc>
+      </w:tr>
+      <w:tr>
+        <w:tc>
+          <w:tcPr>
+            <w:tcW w:type="dxa" w:w="3024"/>
+            <w:vAlign w:val="center"/>
+            <w:shd w:val="clear" w:color="auto" w:fill="F5F0E8"/>
+          </w:tcPr>
+          <w:p>
+            <w:pPr>
+              <w:spacing w:line="312" w:lineRule="auto" w:before="40" w:after="40"/>
+            </w:pPr>
+            <w:r>
+              <w:rPr>
+                <w:rFonts w:ascii="Times New Roman" w:hAnsi="Times New Roman" w:eastAsia="Noto Serif CJK SC" w:cs="Times New Roman"/>
+                <w:b/>
+                <w:i w:val="0"/>
+                <w:color w:val="1F4D3A"/>
+                <w:sz w:val="21"/>
+              </w:rPr>
+              <w:t>定制包装（礼盒+刻字+卡片）</w:t>
+            </w:r>
+          </w:p>
+        </w:tc>
+        <w:tc>
+          <w:tcPr>
+            <w:tcW w:type="dxa" w:w="3024"/>
+            <w:vAlign w:val="center"/>
+            <w:shd w:val="clear" w:color="auto" w:fill="F5F0E8"/>
+          </w:tcPr>
+          <w:p>
+            <w:pPr>
+              <w:spacing w:line="312" w:lineRule="auto" w:before="40" w:after="40"/>
+            </w:pPr>
+            <w:r>
+              <w:rPr>
+                <w:rFonts w:ascii="Times New Roman" w:hAnsi="Times New Roman" w:eastAsia="Noto Serif CJK SC" w:cs="Times New Roman"/>
+                <w:b w:val="0"/>
+                <w:i w:val="0"/>
+                <w:color w:val="2C2C2C"/>
+                <w:sz w:val="21"/>
+              </w:rPr>
+              <w:t>£8/单</w:t>
+            </w:r>
+          </w:p>
+        </w:tc>
+        <w:tc>
+          <w:tcPr>
+            <w:tcW w:type="dxa" w:w="3024"/>
+            <w:vAlign w:val="center"/>
+            <w:shd w:val="clear" w:color="auto" w:fill="F5F0E8"/>
+          </w:tcPr>
+          <w:p>
+            <w:pPr>
+              <w:spacing w:line="312" w:lineRule="auto" w:before="40" w:after="40"/>
+            </w:pPr>
+            <w:r>
+              <w:rPr>
+                <w:rFonts w:ascii="Times New Roman" w:hAnsi="Times New Roman" w:eastAsia="Noto Serif CJK SC" w:cs="Times New Roman"/>
+                <w:b w:val="0"/>
+                <w:i w:val="0"/>
+                <w:color w:val="2C2C2C"/>
+                <w:sz w:val="21"/>
+              </w:rPr>
+              <w:t>—</w:t>
+            </w:r>
+          </w:p>
+        </w:tc>
+      </w:tr>
+      <w:tr>
+        <w:tc>
+          <w:tcPr>
+            <w:tcW w:type="dxa" w:w="3024"/>
+            <w:vAlign w:val="center"/>
+          </w:tcPr>
+          <w:p>
+            <w:pPr>
+              <w:spacing w:line="312" w:lineRule="auto" w:before="40" w:after="40"/>
+            </w:pPr>
+            <w:r>
+              <w:rPr>
+                <w:rFonts w:ascii="Times New Roman" w:hAnsi="Times New Roman" w:eastAsia="Noto Serif CJK SC" w:cs="Times New Roman"/>
+                <w:b/>
+                <w:i w:val="0"/>
+                <w:color w:val="1F4D3A"/>
+                <w:sz w:val="21"/>
+              </w:rPr>
+              <w:t>支付通道（Stripe/PayPal）</w:t>
+            </w:r>
+          </w:p>
+        </w:tc>
+        <w:tc>
+          <w:tcPr>
+            <w:tcW w:type="dxa" w:w="3024"/>
+            <w:vAlign w:val="center"/>
+          </w:tcPr>
+          <w:p>
+            <w:pPr>
+              <w:spacing w:line="312" w:lineRule="auto" w:before="40" w:after="40"/>
+            </w:pPr>
+            <w:r>
+              <w:rPr>
+                <w:rFonts w:ascii="Times New Roman" w:hAnsi="Times New Roman" w:eastAsia="Noto Serif CJK SC" w:cs="Times New Roman"/>
+                <w:b w:val="0"/>
+                <w:i w:val="0"/>
+                <w:color w:val="2C2C2C"/>
+                <w:sz w:val="21"/>
+              </w:rPr>
+              <w:t>2.5%</w:t>
+            </w:r>
+          </w:p>
+        </w:tc>
+        <w:tc>
+          <w:tcPr>
+            <w:tcW w:type="dxa" w:w="3024"/>
+            <w:vAlign w:val="center"/>
+          </w:tcPr>
+          <w:p>
+            <w:pPr>
+              <w:spacing w:line="312" w:lineRule="auto" w:before="40" w:after="40"/>
+            </w:pPr>
+            <w:r>
+              <w:rPr>
+                <w:rFonts w:ascii="Times New Roman" w:hAnsi="Times New Roman" w:eastAsia="Noto Serif CJK SC" w:cs="Times New Roman"/>
+                <w:b w:val="0"/>
+                <w:i w:val="0"/>
+                <w:color w:val="2C2C2C"/>
+                <w:sz w:val="21"/>
+              </w:rPr>
+              <w:t>—</w:t>
+            </w:r>
+          </w:p>
+        </w:tc>
+      </w:tr>
+      <w:tr>
+        <w:tc>
+          <w:tcPr>
+            <w:tcW w:type="dxa" w:w="3024"/>
+            <w:vAlign w:val="center"/>
+            <w:shd w:val="clear" w:color="auto" w:fill="F5F0E8"/>
+          </w:tcPr>
+          <w:p>
+            <w:pPr>
+              <w:spacing w:line="312" w:lineRule="auto" w:before="40" w:after="40"/>
+            </w:pPr>
+            <w:r>
+              <w:rPr>
+                <w:rFonts w:ascii="Times New Roman" w:hAnsi="Times New Roman" w:eastAsia="Noto Serif CJK SC" w:cs="Times New Roman"/>
+                <w:b/>
+                <w:i w:val="0"/>
+                <w:color w:val="1F4D3A"/>
+                <w:sz w:val="21"/>
+              </w:rPr>
+              <w:t>综合毛利率</w:t>
+            </w:r>
+          </w:p>
+        </w:tc>
+        <w:tc>
+          <w:tcPr>
+            <w:tcW w:type="dxa" w:w="3024"/>
+            <w:vAlign w:val="center"/>
+            <w:shd w:val="clear" w:color="auto" w:fill="F5F0E8"/>
+          </w:tcPr>
+          <w:p>
+            <w:pPr>
+              <w:spacing w:line="312" w:lineRule="auto" w:before="40" w:after="40"/>
+            </w:pPr>
+            <w:r>
+              <w:rPr>
+                <w:rFonts w:ascii="Times New Roman" w:hAnsi="Times New Roman" w:eastAsia="Noto Serif CJK SC" w:cs="Times New Roman"/>
+                <w:b w:val="0"/>
+                <w:i w:val="0"/>
+                <w:color w:val="2C2C2C"/>
+                <w:sz w:val="21"/>
+              </w:rPr>
+              <w:t>—</w:t>
+            </w:r>
+          </w:p>
+        </w:tc>
+        <w:tc>
+          <w:tcPr>
+            <w:tcW w:type="dxa" w:w="3024"/>
+            <w:vAlign w:val="center"/>
+            <w:shd w:val="clear" w:color="auto" w:fill="F5F0E8"/>
+          </w:tcPr>
+          <w:p>
+            <w:pPr>
+              <w:spacing w:line="312" w:lineRule="auto" w:before="40" w:after="40"/>
+            </w:pPr>
+            <w:r>
+              <w:rPr>
+                <w:rFonts w:ascii="Times New Roman" w:hAnsi="Times New Roman" w:eastAsia="Noto Serif CJK SC" w:cs="Times New Roman"/>
+                <w:b/>
+                <w:i w:val="0"/>
+                <w:color w:val="2C2C2C"/>
+                <w:sz w:val="21"/>
+              </w:rPr>
+              <w:t>68-72%（取 70%）</w:t>
+            </w:r>
+          </w:p>
+        </w:tc>
+      </w:tr>
+    </w:tbl>
+    <w:p>
+      <w:pPr>
+        <w:spacing w:line="384" w:lineRule="auto" w:after="120"/>
+        <w:ind w:firstLine="420"/>
+      </w:pPr>
+      <w:r>
+        <w:rPr>
+          <w:rFonts w:ascii="Times New Roman" w:hAnsi="Times New Roman" w:eastAsia="Noto Serif CJK SC" w:cs="Times New Roman"/>
+          <w:b/>
+          <w:i w:val="0"/>
+          <w:color w:val="2C2C2C"/>
+          <w:sz w:val="22"/>
+        </w:rPr>
+        <w:t>关键提醒：</w:t>
+      </w:r>
+      <w:r>
+        <w:rPr>
+          <w:rFonts w:ascii="Times New Roman" w:hAnsi="Times New Roman" w:eastAsia="Noto Serif CJK SC" w:cs="Times New Roman"/>
+          <w:b w:val="0"/>
+          <w:i w:val="0"/>
+          <w:color w:val="2C2C2C"/>
+          <w:sz w:val="22"/>
+        </w:rPr>
+        <w:t xml:space="preserve"> 茶叶采购占售价 25-30%，意味着</w:t>
+      </w:r>
+      <w:r>
+        <w:rPr>
+          <w:rFonts w:ascii="Times New Roman" w:hAnsi="Times New Roman" w:eastAsia="Noto Serif CJK SC" w:cs="Times New Roman"/>
+          <w:b/>
+          <w:i w:val="0"/>
+          <w:color w:val="2C2C2C"/>
+          <w:sz w:val="22"/>
+        </w:rPr>
+        <w:t>每卖 £100 的茶，茶山拿走 £25-30</w:t>
+      </w:r>
+      <w:r>
+        <w:rPr>
+          <w:rFonts w:ascii="Times New Roman" w:hAnsi="Times New Roman" w:eastAsia="Noto Serif CJK SC" w:cs="Times New Roman"/>
+          <w:b w:val="0"/>
+          <w:i w:val="0"/>
+          <w:color w:val="2C2C2C"/>
+          <w:sz w:val="22"/>
+        </w:rPr>
+        <w:t>。这是行业里高端品牌给产地合伙人的合理分润——比传统茶叶贸易的 8-15% 高 2-3 倍。原因就是我们直接卖给消费者，没有中间商、没有零售商抽成。</w:t>
+      </w:r>
+    </w:p>
+    <w:p>
+      <w:pPr>
+        <w:spacing w:before="280" w:after="120" w:line="300" w:lineRule="auto"/>
+      </w:pPr>
+      <w:r>
+        <w:rPr>
+          <w:rFonts w:ascii="Arial" w:hAnsi="Arial" w:eastAsia="Noto Sans CJK SC" w:cs="Arial"/>
+          <w:b/>
+          <w:i w:val="0"/>
+          <w:color w:val="8B6F3F"/>
+          <w:sz w:val="28"/>
+        </w:rPr>
+        <w:t>三、三档盈亏线（含广告投放）</w:t>
+      </w:r>
+    </w:p>
+    <w:tbl>
+      <w:tblPr>
+        <w:tblW w:type="auto" w:w="0"/>
+        <w:jc w:val="center"/>
+        <w:tblLook w:firstColumn="1" w:firstRow="1" w:lastColumn="0" w:lastRow="0" w:noHBand="0" w:noVBand="1" w:val="04A0"/>
+        <w:tblBorders>
+          <w:top w:val="single" w:sz="4" w:space="0" w:color="B5B5B5"/>
+          <w:left w:val="single" w:sz="4" w:space="0" w:color="B5B5B5"/>
+          <w:bottom w:val="single" w:sz="4" w:space="0" w:color="B5B5B5"/>
+          <w:right w:val="single" w:sz="4" w:space="0" w:color="B5B5B5"/>
+          <w:insideH w:val="single" w:sz="4" w:space="0" w:color="B5B5B5"/>
+          <w:insideV w:val="single" w:sz="4" w:space="0" w:color="B5B5B5"/>
+        </w:tblBorders>
+      </w:tblPr>
+      <w:tblGrid>
+        <w:gridCol w:w="1512"/>
+        <w:gridCol w:w="1512"/>
+        <w:gridCol w:w="1512"/>
+        <w:gridCol w:w="1512"/>
+        <w:gridCol w:w="1512"/>
+        <w:gridCol w:w="1512"/>
+      </w:tblGrid>
+      <w:tr>
+        <w:tc>
+          <w:tcPr>
+            <w:tcW w:type="dxa" w:w="1512"/>
+            <w:vAlign w:val="center"/>
+            <w:shd w:val="clear" w:color="auto" w:fill="1F4D3A"/>
+          </w:tcPr>
+          <w:p>
+            <w:pPr>
+              <w:spacing w:line="312" w:lineRule="auto" w:before="40" w:after="40"/>
+              <w:jc w:val="center"/>
+            </w:pPr>
+            <w:r>
+              <w:rPr>
+                <w:rFonts w:ascii="Arial" w:hAnsi="Arial" w:eastAsia="Noto Sans CJK SC" w:cs="Arial"/>
+                <w:b/>
+                <w:i w:val="0"/>
+                <w:color w:val="FFFFFF"/>
+                <w:sz w:val="21"/>
+              </w:rPr>
+              <w:t>阶段</w:t>
+            </w:r>
+          </w:p>
+        </w:tc>
+        <w:tc>
+          <w:tcPr>
+            <w:tcW w:type="dxa" w:w="1512"/>
+            <w:vAlign w:val="center"/>
+            <w:shd w:val="clear" w:color="auto" w:fill="1F4D3A"/>
+          </w:tcPr>
+          <w:p>
+            <w:pPr>
+              <w:spacing w:line="312" w:lineRule="auto" w:before="40" w:after="40"/>
+              <w:jc w:val="center"/>
+            </w:pPr>
+            <w:r>
+              <w:rPr>
+                <w:rFonts w:ascii="Arial" w:hAnsi="Arial" w:eastAsia="Noto Sans CJK SC" w:cs="Arial"/>
+                <w:b/>
+                <w:i w:val="0"/>
+                <w:color w:val="FFFFFF"/>
+                <w:sz w:val="21"/>
+              </w:rPr>
+              <w:t>月固定成本</w:t>
+            </w:r>
+          </w:p>
+        </w:tc>
+        <w:tc>
+          <w:tcPr>
+            <w:tcW w:type="dxa" w:w="1512"/>
+            <w:vAlign w:val="center"/>
+            <w:shd w:val="clear" w:color="auto" w:fill="1F4D3A"/>
+          </w:tcPr>
+          <w:p>
+            <w:pPr>
+              <w:spacing w:line="312" w:lineRule="auto" w:before="40" w:after="40"/>
+              <w:jc w:val="center"/>
+            </w:pPr>
+            <w:r>
+              <w:rPr>
+                <w:rFonts w:ascii="Arial" w:hAnsi="Arial" w:eastAsia="Noto Sans CJK SC" w:cs="Arial"/>
+                <w:b/>
+                <w:i w:val="0"/>
+                <w:color w:val="FFFFFF"/>
+                <w:sz w:val="21"/>
+              </w:rPr>
+              <w:t>广告</w:t>
+            </w:r>
+          </w:p>
+        </w:tc>
+        <w:tc>
+          <w:tcPr>
+            <w:tcW w:type="dxa" w:w="1512"/>
+            <w:vAlign w:val="center"/>
+            <w:shd w:val="clear" w:color="auto" w:fill="1F4D3A"/>
+          </w:tcPr>
+          <w:p>
+            <w:pPr>
+              <w:spacing w:line="312" w:lineRule="auto" w:before="40" w:after="40"/>
+              <w:jc w:val="center"/>
+            </w:pPr>
+            <w:r>
+              <w:rPr>
+                <w:rFonts w:ascii="Arial" w:hAnsi="Arial" w:eastAsia="Noto Sans CJK SC" w:cs="Arial"/>
+                <w:b/>
+                <w:i w:val="0"/>
+                <w:color w:val="FFFFFF"/>
+                <w:sz w:val="21"/>
+              </w:rPr>
+              <w:t>总成本</w:t>
+            </w:r>
+          </w:p>
+        </w:tc>
+        <w:tc>
+          <w:tcPr>
+            <w:tcW w:type="dxa" w:w="1512"/>
+            <w:vAlign w:val="center"/>
+            <w:shd w:val="clear" w:color="auto" w:fill="1F4D3A"/>
+          </w:tcPr>
+          <w:p>
+            <w:pPr>
+              <w:spacing w:line="312" w:lineRule="auto" w:before="40" w:after="40"/>
+              <w:jc w:val="center"/>
+            </w:pPr>
+            <w:r>
+              <w:rPr>
+                <w:rFonts w:ascii="Arial" w:hAnsi="Arial" w:eastAsia="Noto Sans CJK SC" w:cs="Arial"/>
+                <w:b/>
+                <w:i w:val="0"/>
+                <w:color w:val="FFFFFF"/>
+                <w:sz w:val="21"/>
+              </w:rPr>
+              <w:t>盈亏平衡销售额</w:t>
+            </w:r>
+          </w:p>
+        </w:tc>
+        <w:tc>
+          <w:tcPr>
+            <w:tcW w:type="dxa" w:w="1512"/>
+            <w:vAlign w:val="center"/>
+            <w:shd w:val="clear" w:color="auto" w:fill="1F4D3A"/>
+          </w:tcPr>
+          <w:p>
+            <w:pPr>
+              <w:spacing w:line="312" w:lineRule="auto" w:before="40" w:after="40"/>
+              <w:jc w:val="center"/>
+            </w:pPr>
+            <w:r>
+              <w:rPr>
+                <w:rFonts w:ascii="Arial" w:hAnsi="Arial" w:eastAsia="Noto Sans CJK SC" w:cs="Arial"/>
+                <w:b/>
+                <w:i w:val="0"/>
+                <w:color w:val="FFFFFF"/>
+                <w:sz w:val="21"/>
+              </w:rPr>
+              <w:t>需要的订单数（按 £200 客单价）</w:t>
+            </w:r>
+          </w:p>
+        </w:tc>
+      </w:tr>
+      <w:tr>
+        <w:tc>
+          <w:tcPr>
+            <w:tcW w:type="dxa" w:w="1512"/>
+            <w:vAlign w:val="center"/>
+          </w:tcPr>
+          <w:p>
+            <w:pPr>
+              <w:spacing w:line="312" w:lineRule="auto" w:before="40" w:after="40"/>
+            </w:pPr>
+            <w:r>
+              <w:rPr>
+                <w:rFonts w:ascii="Times New Roman" w:hAnsi="Times New Roman" w:eastAsia="Noto Serif CJK SC" w:cs="Times New Roman"/>
+                <w:b/>
+                <w:i w:val="0"/>
+                <w:color w:val="1F4D3A"/>
+                <w:sz w:val="21"/>
+              </w:rPr>
+              <w:t>试投期</w:t>
+            </w:r>
+            <w:r>
+              <w:rPr>
+                <w:rFonts w:ascii="Times New Roman" w:hAnsi="Times New Roman" w:eastAsia="Noto Serif CJK SC" w:cs="Times New Roman"/>
+                <w:b/>
+                <w:i w:val="0"/>
+                <w:color w:val="1F4D3A"/>
+                <w:sz w:val="21"/>
+              </w:rPr>
+              <w:t>（前 3 个月）</w:t>
+            </w:r>
+          </w:p>
+        </w:tc>
+        <w:tc>
+          <w:tcPr>
+            <w:tcW w:type="dxa" w:w="1512"/>
+            <w:vAlign w:val="center"/>
+          </w:tcPr>
+          <w:p>
+            <w:pPr>
+              <w:spacing w:line="312" w:lineRule="auto" w:before="40" w:after="40"/>
+            </w:pPr>
+            <w:r>
+              <w:rPr>
+                <w:rFonts w:ascii="Times New Roman" w:hAnsi="Times New Roman" w:eastAsia="Noto Serif CJK SC" w:cs="Times New Roman"/>
+                <w:b w:val="0"/>
+                <w:i w:val="0"/>
+                <w:color w:val="2C2C2C"/>
+                <w:sz w:val="21"/>
+              </w:rPr>
+              <w:t>4,000¹</w:t>
+            </w:r>
+          </w:p>
+        </w:tc>
+        <w:tc>
+          <w:tcPr>
+            <w:tcW w:type="dxa" w:w="1512"/>
+            <w:vAlign w:val="center"/>
+          </w:tcPr>
+          <w:p>
+            <w:pPr>
+              <w:spacing w:line="312" w:lineRule="auto" w:before="40" w:after="40"/>
+            </w:pPr>
+            <w:r>
+              <w:rPr>
+                <w:rFonts w:ascii="Times New Roman" w:hAnsi="Times New Roman" w:eastAsia="Noto Serif CJK SC" w:cs="Times New Roman"/>
+                <w:b w:val="0"/>
+                <w:i w:val="0"/>
+                <w:color w:val="2C2C2C"/>
+                <w:sz w:val="21"/>
+              </w:rPr>
+              <w:t>800</w:t>
+            </w:r>
+          </w:p>
+        </w:tc>
+        <w:tc>
+          <w:tcPr>
+            <w:tcW w:type="dxa" w:w="1512"/>
+            <w:vAlign w:val="center"/>
+          </w:tcPr>
+          <w:p>
+            <w:pPr>
+              <w:spacing w:line="312" w:lineRule="auto" w:before="40" w:after="40"/>
+            </w:pPr>
+            <w:r>
+              <w:rPr>
+                <w:rFonts w:ascii="Times New Roman" w:hAnsi="Times New Roman" w:eastAsia="Noto Serif CJK SC" w:cs="Times New Roman"/>
+                <w:b w:val="0"/>
+                <w:i w:val="0"/>
+                <w:color w:val="2C2C2C"/>
+                <w:sz w:val="21"/>
+              </w:rPr>
+              <w:t>4,800</w:t>
+            </w:r>
+          </w:p>
+        </w:tc>
+        <w:tc>
+          <w:tcPr>
+            <w:tcW w:type="dxa" w:w="1512"/>
+            <w:vAlign w:val="center"/>
+          </w:tcPr>
+          <w:p>
+            <w:pPr>
+              <w:spacing w:line="312" w:lineRule="auto" w:before="40" w:after="40"/>
+            </w:pPr>
+            <w:r>
+              <w:rPr>
+                <w:rFonts w:ascii="Times New Roman" w:hAnsi="Times New Roman" w:eastAsia="Noto Serif CJK SC" w:cs="Times New Roman"/>
+                <w:b/>
+                <w:i w:val="0"/>
+                <w:color w:val="2C2C2C"/>
+                <w:sz w:val="21"/>
+              </w:rPr>
+              <w:t>£6,857/月</w:t>
+            </w:r>
+          </w:p>
+        </w:tc>
+        <w:tc>
+          <w:tcPr>
+            <w:tcW w:type="dxa" w:w="1512"/>
+            <w:vAlign w:val="center"/>
+          </w:tcPr>
+          <w:p>
+            <w:pPr>
+              <w:spacing w:line="312" w:lineRule="auto" w:before="40" w:after="40"/>
+            </w:pPr>
+            <w:r>
+              <w:rPr>
+                <w:rFonts w:ascii="Times New Roman" w:hAnsi="Times New Roman" w:eastAsia="Noto Serif CJK SC" w:cs="Times New Roman"/>
+                <w:b w:val="0"/>
+                <w:i w:val="0"/>
+                <w:color w:val="2C2C2C"/>
+                <w:sz w:val="21"/>
+              </w:rPr>
+              <w:t>34 单/月（1.1 单/天）</w:t>
+            </w:r>
+          </w:p>
+        </w:tc>
+      </w:tr>
+      <w:tr>
+        <w:tc>
+          <w:tcPr>
+            <w:tcW w:type="dxa" w:w="1512"/>
+            <w:vAlign w:val="center"/>
+            <w:shd w:val="clear" w:color="auto" w:fill="F5F0E8"/>
+          </w:tcPr>
+          <w:p>
+            <w:pPr>
+              <w:spacing w:line="312" w:lineRule="auto" w:before="40" w:after="40"/>
+            </w:pPr>
+            <w:r>
+              <w:rPr>
+                <w:rFonts w:ascii="Times New Roman" w:hAnsi="Times New Roman" w:eastAsia="Noto Serif CJK SC" w:cs="Times New Roman"/>
+                <w:b/>
+                <w:i w:val="0"/>
+                <w:color w:val="1F4D3A"/>
+                <w:sz w:val="21"/>
+              </w:rPr>
+              <w:t>起量期</w:t>
+            </w:r>
+            <w:r>
+              <w:rPr>
+                <w:rFonts w:ascii="Times New Roman" w:hAnsi="Times New Roman" w:eastAsia="Noto Serif CJK SC" w:cs="Times New Roman"/>
+                <w:b/>
+                <w:i w:val="0"/>
+                <w:color w:val="1F4D3A"/>
+                <w:sz w:val="21"/>
+              </w:rPr>
+              <w:t>（4-9 月）</w:t>
+            </w:r>
+          </w:p>
+        </w:tc>
+        <w:tc>
+          <w:tcPr>
+            <w:tcW w:type="dxa" w:w="1512"/>
+            <w:vAlign w:val="center"/>
+            <w:shd w:val="clear" w:color="auto" w:fill="F5F0E8"/>
+          </w:tcPr>
+          <w:p>
+            <w:pPr>
+              <w:spacing w:line="312" w:lineRule="auto" w:before="40" w:after="40"/>
+            </w:pPr>
+            <w:r>
+              <w:rPr>
+                <w:rFonts w:ascii="Times New Roman" w:hAnsi="Times New Roman" w:eastAsia="Noto Serif CJK SC" w:cs="Times New Roman"/>
+                <w:b w:val="0"/>
+                <w:i w:val="0"/>
+                <w:color w:val="2C2C2C"/>
+                <w:sz w:val="21"/>
+              </w:rPr>
+              <w:t>10,000</w:t>
+            </w:r>
+          </w:p>
+        </w:tc>
+        <w:tc>
+          <w:tcPr>
+            <w:tcW w:type="dxa" w:w="1512"/>
+            <w:vAlign w:val="center"/>
+            <w:shd w:val="clear" w:color="auto" w:fill="F5F0E8"/>
+          </w:tcPr>
+          <w:p>
+            <w:pPr>
+              <w:spacing w:line="312" w:lineRule="auto" w:before="40" w:after="40"/>
+            </w:pPr>
+            <w:r>
+              <w:rPr>
+                <w:rFonts w:ascii="Times New Roman" w:hAnsi="Times New Roman" w:eastAsia="Noto Serif CJK SC" w:cs="Times New Roman"/>
+                <w:b w:val="0"/>
+                <w:i w:val="0"/>
+                <w:color w:val="2C2C2C"/>
+                <w:sz w:val="21"/>
+              </w:rPr>
+              <w:t>2,000</w:t>
+            </w:r>
+          </w:p>
+        </w:tc>
+        <w:tc>
+          <w:tcPr>
+            <w:tcW w:type="dxa" w:w="1512"/>
+            <w:vAlign w:val="center"/>
+            <w:shd w:val="clear" w:color="auto" w:fill="F5F0E8"/>
+          </w:tcPr>
+          <w:p>
+            <w:pPr>
+              <w:spacing w:line="312" w:lineRule="auto" w:before="40" w:after="40"/>
+            </w:pPr>
+            <w:r>
+              <w:rPr>
+                <w:rFonts w:ascii="Times New Roman" w:hAnsi="Times New Roman" w:eastAsia="Noto Serif CJK SC" w:cs="Times New Roman"/>
+                <w:b w:val="0"/>
+                <w:i w:val="0"/>
+                <w:color w:val="2C2C2C"/>
+                <w:sz w:val="21"/>
+              </w:rPr>
+              <w:t>12,000</w:t>
+            </w:r>
+          </w:p>
+        </w:tc>
+        <w:tc>
+          <w:tcPr>
+            <w:tcW w:type="dxa" w:w="1512"/>
+            <w:vAlign w:val="center"/>
+            <w:shd w:val="clear" w:color="auto" w:fill="F5F0E8"/>
+          </w:tcPr>
+          <w:p>
+            <w:pPr>
+              <w:spacing w:line="312" w:lineRule="auto" w:before="40" w:after="40"/>
+            </w:pPr>
+            <w:r>
+              <w:rPr>
+                <w:rFonts w:ascii="Times New Roman" w:hAnsi="Times New Roman" w:eastAsia="Noto Serif CJK SC" w:cs="Times New Roman"/>
+                <w:b/>
+                <w:i w:val="0"/>
+                <w:color w:val="2C2C2C"/>
+                <w:sz w:val="21"/>
+              </w:rPr>
+              <w:t>£17,143/月</w:t>
+            </w:r>
+          </w:p>
+        </w:tc>
+        <w:tc>
+          <w:tcPr>
+            <w:tcW w:type="dxa" w:w="1512"/>
+            <w:vAlign w:val="center"/>
+            <w:shd w:val="clear" w:color="auto" w:fill="F5F0E8"/>
+          </w:tcPr>
+          <w:p>
+            <w:pPr>
+              <w:spacing w:line="312" w:lineRule="auto" w:before="40" w:after="40"/>
+            </w:pPr>
+            <w:r>
+              <w:rPr>
+                <w:rFonts w:ascii="Times New Roman" w:hAnsi="Times New Roman" w:eastAsia="Noto Serif CJK SC" w:cs="Times New Roman"/>
+                <w:b w:val="0"/>
+                <w:i w:val="0"/>
+                <w:color w:val="2C2C2C"/>
+                <w:sz w:val="21"/>
+              </w:rPr>
+              <w:t>86 单/月（2.9 单/天）</w:t>
+            </w:r>
+          </w:p>
+        </w:tc>
+      </w:tr>
+      <w:tr>
+        <w:tc>
+          <w:tcPr>
+            <w:tcW w:type="dxa" w:w="1512"/>
+            <w:vAlign w:val="center"/>
+          </w:tcPr>
+          <w:p>
+            <w:pPr>
+              <w:spacing w:line="312" w:lineRule="auto" w:before="40" w:after="40"/>
+            </w:pPr>
+            <w:r>
+              <w:rPr>
+                <w:rFonts w:ascii="Times New Roman" w:hAnsi="Times New Roman" w:eastAsia="Noto Serif CJK SC" w:cs="Times New Roman"/>
+                <w:b/>
+                <w:i w:val="0"/>
+                <w:color w:val="1F4D3A"/>
+                <w:sz w:val="21"/>
+              </w:rPr>
+              <w:t>攻坚期</w:t>
+            </w:r>
+            <w:r>
+              <w:rPr>
+                <w:rFonts w:ascii="Times New Roman" w:hAnsi="Times New Roman" w:eastAsia="Noto Serif CJK SC" w:cs="Times New Roman"/>
+                <w:b/>
+                <w:i w:val="0"/>
+                <w:color w:val="1F4D3A"/>
+                <w:sz w:val="21"/>
+              </w:rPr>
+              <w:t>（11-12 月圣诞季）</w:t>
+            </w:r>
+          </w:p>
+        </w:tc>
+        <w:tc>
+          <w:tcPr>
+            <w:tcW w:type="dxa" w:w="1512"/>
+            <w:vAlign w:val="center"/>
+          </w:tcPr>
+          <w:p>
+            <w:pPr>
+              <w:spacing w:line="312" w:lineRule="auto" w:before="40" w:after="40"/>
+            </w:pPr>
+            <w:r>
+              <w:rPr>
+                <w:rFonts w:ascii="Times New Roman" w:hAnsi="Times New Roman" w:eastAsia="Noto Serif CJK SC" w:cs="Times New Roman"/>
+                <w:b w:val="0"/>
+                <w:i w:val="0"/>
+                <w:color w:val="2C2C2C"/>
+                <w:sz w:val="21"/>
+              </w:rPr>
+              <w:t>10,000</w:t>
+            </w:r>
+          </w:p>
+        </w:tc>
+        <w:tc>
+          <w:tcPr>
+            <w:tcW w:type="dxa" w:w="1512"/>
+            <w:vAlign w:val="center"/>
+          </w:tcPr>
+          <w:p>
+            <w:pPr>
+              <w:spacing w:line="312" w:lineRule="auto" w:before="40" w:after="40"/>
+            </w:pPr>
+            <w:r>
+              <w:rPr>
+                <w:rFonts w:ascii="Times New Roman" w:hAnsi="Times New Roman" w:eastAsia="Noto Serif CJK SC" w:cs="Times New Roman"/>
+                <w:b w:val="0"/>
+                <w:i w:val="0"/>
+                <w:color w:val="2C2C2C"/>
+                <w:sz w:val="21"/>
+              </w:rPr>
+              <w:t>4,000</w:t>
+            </w:r>
+          </w:p>
+        </w:tc>
+        <w:tc>
+          <w:tcPr>
+            <w:tcW w:type="dxa" w:w="1512"/>
+            <w:vAlign w:val="center"/>
+          </w:tcPr>
+          <w:p>
+            <w:pPr>
+              <w:spacing w:line="312" w:lineRule="auto" w:before="40" w:after="40"/>
+            </w:pPr>
+            <w:r>
+              <w:rPr>
+                <w:rFonts w:ascii="Times New Roman" w:hAnsi="Times New Roman" w:eastAsia="Noto Serif CJK SC" w:cs="Times New Roman"/>
+                <w:b w:val="0"/>
+                <w:i w:val="0"/>
+                <w:color w:val="2C2C2C"/>
+                <w:sz w:val="21"/>
+              </w:rPr>
+              <w:t>14,000</w:t>
+            </w:r>
+          </w:p>
+        </w:tc>
+        <w:tc>
+          <w:tcPr>
+            <w:tcW w:type="dxa" w:w="1512"/>
+            <w:vAlign w:val="center"/>
+          </w:tcPr>
+          <w:p>
+            <w:pPr>
+              <w:spacing w:line="312" w:lineRule="auto" w:before="40" w:after="40"/>
+            </w:pPr>
+            <w:r>
+              <w:rPr>
+                <w:rFonts w:ascii="Times New Roman" w:hAnsi="Times New Roman" w:eastAsia="Noto Serif CJK SC" w:cs="Times New Roman"/>
+                <w:b/>
+                <w:i w:val="0"/>
+                <w:color w:val="2C2C2C"/>
+                <w:sz w:val="21"/>
+              </w:rPr>
+              <w:t>£20,000/月</w:t>
+            </w:r>
+          </w:p>
+        </w:tc>
+        <w:tc>
+          <w:tcPr>
+            <w:tcW w:type="dxa" w:w="1512"/>
+            <w:vAlign w:val="center"/>
+          </w:tcPr>
+          <w:p>
+            <w:pPr>
+              <w:spacing w:line="312" w:lineRule="auto" w:before="40" w:after="40"/>
+            </w:pPr>
+            <w:r>
+              <w:rPr>
+                <w:rFonts w:ascii="Times New Roman" w:hAnsi="Times New Roman" w:eastAsia="Noto Serif CJK SC" w:cs="Times New Roman"/>
+                <w:b w:val="0"/>
+                <w:i w:val="0"/>
+                <w:color w:val="2C2C2C"/>
+                <w:sz w:val="21"/>
+              </w:rPr>
+              <w:t>100 单/月（3.3 单/天）</w:t>
+            </w:r>
+          </w:p>
+        </w:tc>
+      </w:tr>
+    </w:tbl>
+    <w:p>
+      <w:pPr>
+        <w:spacing w:line="384" w:lineRule="auto" w:after="120"/>
+        <w:ind w:firstLine="420"/>
+      </w:pPr>
+      <w:r>
+        <w:rPr>
+          <w:rFonts w:ascii="Times New Roman" w:hAnsi="Times New Roman" w:eastAsia="Noto Serif CJK SC" w:cs="Times New Roman"/>
+          <w:b w:val="0"/>
+          <w:i w:val="0"/>
+          <w:color w:val="2C2C2C"/>
+          <w:sz w:val="22"/>
+        </w:rPr>
+        <w:t>¹ 试投期顾问只需 1 人，固定成本按 1 人算</w:t>
+      </w:r>
+    </w:p>
+    <w:p>
+      <w:pPr>
+        <w:spacing w:line="384" w:lineRule="auto" w:after="120"/>
+        <w:ind w:firstLine="420"/>
+      </w:pPr>
+      <w:r>
+        <w:rPr>
+          <w:rFonts w:ascii="Times New Roman" w:hAnsi="Times New Roman" w:eastAsia="Noto Serif CJK SC" w:cs="Times New Roman"/>
+          <w:b/>
+          <w:i w:val="0"/>
+          <w:color w:val="2C2C2C"/>
+          <w:sz w:val="22"/>
+        </w:rPr>
+        <w:t>测算公式：</w:t>
+      </w:r>
+      <w:r>
+        <w:rPr>
+          <w:rFonts w:ascii="Times New Roman" w:hAnsi="Times New Roman" w:eastAsia="Noto Serif CJK SC" w:cs="Times New Roman"/>
+          <w:b w:val="0"/>
+          <w:i w:val="0"/>
+          <w:color w:val="2C2C2C"/>
+          <w:sz w:val="22"/>
+        </w:rPr>
+        <w:t xml:space="preserve"> 盈亏平衡销售额 = 总成本 ÷ 毛利率 70%</w:t>
+      </w:r>
+    </w:p>
+    <w:p>
+      <w:pPr>
+        <w:spacing w:before="280" w:after="120" w:line="300" w:lineRule="auto"/>
+      </w:pPr>
+      <w:r>
+        <w:rPr>
+          <w:rFonts w:ascii="Arial" w:hAnsi="Arial" w:eastAsia="Noto Sans CJK SC" w:cs="Arial"/>
+          <w:b/>
+          <w:i w:val="0"/>
+          <w:color w:val="8B6F3F"/>
+          <w:sz w:val="28"/>
+        </w:rPr>
+        <w:t>四、年度规模门槛（支撑项目正常运营的"健康线"）</w:t>
+      </w:r>
+    </w:p>
+    <w:tbl>
+      <w:tblPr>
+        <w:tblW w:type="auto" w:w="0"/>
+        <w:jc w:val="center"/>
+        <w:tblLook w:firstColumn="1" w:firstRow="1" w:lastColumn="0" w:lastRow="0" w:noHBand="0" w:noVBand="1" w:val="04A0"/>
+        <w:tblBorders>
+          <w:top w:val="single" w:sz="4" w:space="0" w:color="B5B5B5"/>
+          <w:left w:val="single" w:sz="4" w:space="0" w:color="B5B5B5"/>
+          <w:bottom w:val="single" w:sz="4" w:space="0" w:color="B5B5B5"/>
+          <w:right w:val="single" w:sz="4" w:space="0" w:color="B5B5B5"/>
+          <w:insideH w:val="single" w:sz="4" w:space="0" w:color="B5B5B5"/>
+          <w:insideV w:val="single" w:sz="4" w:space="0" w:color="B5B5B5"/>
+        </w:tblBorders>
+      </w:tblPr>
+      <w:tblGrid>
+        <w:gridCol w:w="1814"/>
+        <w:gridCol w:w="1814"/>
+        <w:gridCol w:w="1814"/>
+        <w:gridCol w:w="1814"/>
+        <w:gridCol w:w="1814"/>
+      </w:tblGrid>
+      <w:tr>
+        <w:tc>
+          <w:tcPr>
+            <w:tcW w:type="dxa" w:w="1814"/>
+            <w:vAlign w:val="center"/>
+            <w:shd w:val="clear" w:color="auto" w:fill="1F4D3A"/>
+          </w:tcPr>
+          <w:p>
+            <w:pPr>
+              <w:spacing w:line="312" w:lineRule="auto" w:before="40" w:after="40"/>
+              <w:jc w:val="center"/>
+            </w:pPr>
+            <w:r>
+              <w:rPr>
+                <w:rFonts w:ascii="Arial" w:hAnsi="Arial" w:eastAsia="Noto Sans CJK SC" w:cs="Arial"/>
+                <w:b/>
+                <w:i w:val="0"/>
+                <w:color w:val="FFFFFF"/>
+                <w:sz w:val="21"/>
+              </w:rPr>
+              <w:t>阶段</w:t>
+            </w:r>
+          </w:p>
+        </w:tc>
+        <w:tc>
+          <w:tcPr>
+            <w:tcW w:type="dxa" w:w="1814"/>
+            <w:vAlign w:val="center"/>
+            <w:shd w:val="clear" w:color="auto" w:fill="1F4D3A"/>
+          </w:tcPr>
+          <w:p>
+            <w:pPr>
+              <w:spacing w:line="312" w:lineRule="auto" w:before="40" w:after="40"/>
+              <w:jc w:val="center"/>
+            </w:pPr>
+            <w:r>
+              <w:rPr>
+                <w:rFonts w:ascii="Arial" w:hAnsi="Arial" w:eastAsia="Noto Sans CJK SC" w:cs="Arial"/>
+                <w:b/>
+                <w:i w:val="0"/>
+                <w:color w:val="FFFFFF"/>
+                <w:sz w:val="21"/>
+              </w:rPr>
+              <w:t>年销售额</w:t>
+            </w:r>
+          </w:p>
+        </w:tc>
+        <w:tc>
+          <w:tcPr>
+            <w:tcW w:type="dxa" w:w="1814"/>
+            <w:vAlign w:val="center"/>
+            <w:shd w:val="clear" w:color="auto" w:fill="1F4D3A"/>
+          </w:tcPr>
+          <w:p>
+            <w:pPr>
+              <w:spacing w:line="312" w:lineRule="auto" w:before="40" w:after="40"/>
+              <w:jc w:val="center"/>
+            </w:pPr>
+            <w:r>
+              <w:rPr>
+                <w:rFonts w:ascii="Arial" w:hAnsi="Arial" w:eastAsia="Noto Sans CJK SC" w:cs="Arial"/>
+                <w:b/>
+                <w:i w:val="0"/>
+                <w:color w:val="FFFFFF"/>
+                <w:sz w:val="21"/>
+              </w:rPr>
+              <w:t>年订单数</w:t>
+            </w:r>
+          </w:p>
+        </w:tc>
+        <w:tc>
+          <w:tcPr>
+            <w:tcW w:type="dxa" w:w="1814"/>
+            <w:vAlign w:val="center"/>
+            <w:shd w:val="clear" w:color="auto" w:fill="1F4D3A"/>
+          </w:tcPr>
+          <w:p>
+            <w:pPr>
+              <w:spacing w:line="312" w:lineRule="auto" w:before="40" w:after="40"/>
+              <w:jc w:val="center"/>
+            </w:pPr>
+            <w:r>
+              <w:rPr>
+                <w:rFonts w:ascii="Arial" w:hAnsi="Arial" w:eastAsia="Noto Sans CJK SC" w:cs="Arial"/>
+                <w:b/>
+                <w:i w:val="0"/>
+                <w:color w:val="FFFFFF"/>
+                <w:sz w:val="21"/>
+              </w:rPr>
+              <w:t>净利润率</w:t>
+            </w:r>
+          </w:p>
+        </w:tc>
+        <w:tc>
+          <w:tcPr>
+            <w:tcW w:type="dxa" w:w="1814"/>
+            <w:vAlign w:val="center"/>
+            <w:shd w:val="clear" w:color="auto" w:fill="1F4D3A"/>
+          </w:tcPr>
+          <w:p>
+            <w:pPr>
+              <w:spacing w:line="312" w:lineRule="auto" w:before="40" w:after="40"/>
+              <w:jc w:val="center"/>
+            </w:pPr>
+            <w:r>
+              <w:rPr>
+                <w:rFonts w:ascii="Arial" w:hAnsi="Arial" w:eastAsia="Noto Sans CJK SC" w:cs="Arial"/>
+                <w:b/>
+                <w:i w:val="0"/>
+                <w:color w:val="FFFFFF"/>
+                <w:sz w:val="21"/>
+              </w:rPr>
+              <w:t>团队规模</w:t>
+            </w:r>
+          </w:p>
+        </w:tc>
+      </w:tr>
+      <w:tr>
+        <w:tc>
+          <w:tcPr>
+            <w:tcW w:type="dxa" w:w="1814"/>
+            <w:vAlign w:val="center"/>
+          </w:tcPr>
+          <w:p>
+            <w:pPr>
+              <w:spacing w:line="312" w:lineRule="auto" w:before="40" w:after="40"/>
+            </w:pPr>
+            <w:r>
+              <w:rPr>
+                <w:rFonts w:ascii="Times New Roman" w:hAnsi="Times New Roman" w:eastAsia="Noto Serif CJK SC" w:cs="Times New Roman"/>
+                <w:b/>
+                <w:i w:val="0"/>
+                <w:color w:val="1F4D3A"/>
+                <w:sz w:val="21"/>
+              </w:rPr>
+              <w:t>第 1 年（验证期）</w:t>
+            </w:r>
+          </w:p>
+        </w:tc>
+        <w:tc>
+          <w:tcPr>
+            <w:tcW w:type="dxa" w:w="1814"/>
+            <w:vAlign w:val="center"/>
+          </w:tcPr>
+          <w:p>
+            <w:pPr>
+              <w:spacing w:line="312" w:lineRule="auto" w:before="40" w:after="40"/>
+            </w:pPr>
+            <w:r>
+              <w:rPr>
+                <w:rFonts w:ascii="Times New Roman" w:hAnsi="Times New Roman" w:eastAsia="Noto Serif CJK SC" w:cs="Times New Roman"/>
+                <w:b w:val="0"/>
+                <w:i w:val="0"/>
+                <w:color w:val="2C2C2C"/>
+                <w:sz w:val="21"/>
+              </w:rPr>
+              <w:t>£80k-150k</w:t>
+            </w:r>
+          </w:p>
+        </w:tc>
+        <w:tc>
+          <w:tcPr>
+            <w:tcW w:type="dxa" w:w="1814"/>
+            <w:vAlign w:val="center"/>
+          </w:tcPr>
+          <w:p>
+            <w:pPr>
+              <w:spacing w:line="312" w:lineRule="auto" w:before="40" w:after="40"/>
+            </w:pPr>
+            <w:r>
+              <w:rPr>
+                <w:rFonts w:ascii="Times New Roman" w:hAnsi="Times New Roman" w:eastAsia="Noto Serif CJK SC" w:cs="Times New Roman"/>
+                <w:b w:val="0"/>
+                <w:i w:val="0"/>
+                <w:color w:val="2C2C2C"/>
+                <w:sz w:val="21"/>
+              </w:rPr>
+              <w:t>400-750 单</w:t>
+            </w:r>
+          </w:p>
+        </w:tc>
+        <w:tc>
+          <w:tcPr>
+            <w:tcW w:type="dxa" w:w="1814"/>
+            <w:vAlign w:val="center"/>
+          </w:tcPr>
+          <w:p>
+            <w:pPr>
+              <w:spacing w:line="312" w:lineRule="auto" w:before="40" w:after="40"/>
+            </w:pPr>
+            <w:r>
+              <w:rPr>
+                <w:rFonts w:ascii="Times New Roman" w:hAnsi="Times New Roman" w:eastAsia="Noto Serif CJK SC" w:cs="Times New Roman"/>
+                <w:b w:val="0"/>
+                <w:i w:val="0"/>
+                <w:color w:val="2C2C2C"/>
+                <w:sz w:val="21"/>
+              </w:rPr>
+              <w:t>-5% 至 5%（微亏到微利）</w:t>
+            </w:r>
+          </w:p>
+        </w:tc>
+        <w:tc>
+          <w:tcPr>
+            <w:tcW w:type="dxa" w:w="1814"/>
+            <w:vAlign w:val="center"/>
+          </w:tcPr>
+          <w:p>
+            <w:pPr>
+              <w:spacing w:line="312" w:lineRule="auto" w:before="40" w:after="40"/>
+            </w:pPr>
+            <w:r>
+              <w:rPr>
+                <w:rFonts w:ascii="Times New Roman" w:hAnsi="Times New Roman" w:eastAsia="Noto Serif CJK SC" w:cs="Times New Roman"/>
+                <w:b w:val="0"/>
+                <w:i w:val="0"/>
+                <w:color w:val="2C2C2C"/>
+                <w:sz w:val="21"/>
+              </w:rPr>
+              <w:t>1 顾问 + 1 兼职客服</w:t>
+            </w:r>
+          </w:p>
+        </w:tc>
+      </w:tr>
+      <w:tr>
+        <w:tc>
+          <w:tcPr>
+            <w:tcW w:type="dxa" w:w="1814"/>
+            <w:vAlign w:val="center"/>
+            <w:shd w:val="clear" w:color="auto" w:fill="F5F0E8"/>
+          </w:tcPr>
+          <w:p>
+            <w:pPr>
+              <w:spacing w:line="312" w:lineRule="auto" w:before="40" w:after="40"/>
+            </w:pPr>
+            <w:r>
+              <w:rPr>
+                <w:rFonts w:ascii="Times New Roman" w:hAnsi="Times New Roman" w:eastAsia="Noto Serif CJK SC" w:cs="Times New Roman"/>
+                <w:b/>
+                <w:i w:val="0"/>
+                <w:color w:val="1F4D3A"/>
+                <w:sz w:val="21"/>
+              </w:rPr>
+              <w:t>第 2 年（成长期）</w:t>
+            </w:r>
+          </w:p>
+        </w:tc>
+        <w:tc>
+          <w:tcPr>
+            <w:tcW w:type="dxa" w:w="1814"/>
+            <w:vAlign w:val="center"/>
+            <w:shd w:val="clear" w:color="auto" w:fill="F5F0E8"/>
+          </w:tcPr>
+          <w:p>
+            <w:pPr>
+              <w:spacing w:line="312" w:lineRule="auto" w:before="40" w:after="40"/>
+            </w:pPr>
+            <w:r>
+              <w:rPr>
+                <w:rFonts w:ascii="Times New Roman" w:hAnsi="Times New Roman" w:eastAsia="Noto Serif CJK SC" w:cs="Times New Roman"/>
+                <w:b/>
+                <w:i w:val="0"/>
+                <w:color w:val="2C2C2C"/>
+                <w:sz w:val="21"/>
+              </w:rPr>
+              <w:t>£250k-400k</w:t>
+            </w:r>
+          </w:p>
+        </w:tc>
+        <w:tc>
+          <w:tcPr>
+            <w:tcW w:type="dxa" w:w="1814"/>
+            <w:vAlign w:val="center"/>
+            <w:shd w:val="clear" w:color="auto" w:fill="F5F0E8"/>
+          </w:tcPr>
+          <w:p>
+            <w:pPr>
+              <w:spacing w:line="312" w:lineRule="auto" w:before="40" w:after="40"/>
+            </w:pPr>
+            <w:r>
+              <w:rPr>
+                <w:rFonts w:ascii="Times New Roman" w:hAnsi="Times New Roman" w:eastAsia="Noto Serif CJK SC" w:cs="Times New Roman"/>
+                <w:b/>
+                <w:i w:val="0"/>
+                <w:color w:val="2C2C2C"/>
+                <w:sz w:val="21"/>
+              </w:rPr>
+              <w:t>1,250-2,000 单</w:t>
+            </w:r>
+          </w:p>
+        </w:tc>
+        <w:tc>
+          <w:tcPr>
+            <w:tcW w:type="dxa" w:w="1814"/>
+            <w:vAlign w:val="center"/>
+            <w:shd w:val="clear" w:color="auto" w:fill="F5F0E8"/>
+          </w:tcPr>
+          <w:p>
+            <w:pPr>
+              <w:spacing w:line="312" w:lineRule="auto" w:before="40" w:after="40"/>
+            </w:pPr>
+            <w:r>
+              <w:rPr>
+                <w:rFonts w:ascii="Times New Roman" w:hAnsi="Times New Roman" w:eastAsia="Noto Serif CJK SC" w:cs="Times New Roman"/>
+                <w:b/>
+                <w:i w:val="0"/>
+                <w:color w:val="2C2C2C"/>
+                <w:sz w:val="21"/>
+              </w:rPr>
+              <w:t>8-15%（开始盈利）</w:t>
+            </w:r>
+          </w:p>
+        </w:tc>
+        <w:tc>
+          <w:tcPr>
+            <w:tcW w:type="dxa" w:w="1814"/>
+            <w:vAlign w:val="center"/>
+            <w:shd w:val="clear" w:color="auto" w:fill="F5F0E8"/>
+          </w:tcPr>
+          <w:p>
+            <w:pPr>
+              <w:spacing w:line="312" w:lineRule="auto" w:before="40" w:after="40"/>
+            </w:pPr>
+            <w:r>
+              <w:rPr>
+                <w:rFonts w:ascii="Times New Roman" w:hAnsi="Times New Roman" w:eastAsia="Noto Serif CJK SC" w:cs="Times New Roman"/>
+                <w:b w:val="0"/>
+                <w:i w:val="0"/>
+                <w:color w:val="2C2C2C"/>
+                <w:sz w:val="21"/>
+              </w:rPr>
+              <w:t>2 顾问 + 1 客服</w:t>
+            </w:r>
+          </w:p>
+        </w:tc>
+      </w:tr>
+      <w:tr>
+        <w:tc>
+          <w:tcPr>
+            <w:tcW w:type="dxa" w:w="1814"/>
+            <w:vAlign w:val="center"/>
+          </w:tcPr>
+          <w:p>
+            <w:pPr>
+              <w:spacing w:line="312" w:lineRule="auto" w:before="40" w:after="40"/>
+            </w:pPr>
+            <w:r>
+              <w:rPr>
+                <w:rFonts w:ascii="Times New Roman" w:hAnsi="Times New Roman" w:eastAsia="Noto Serif CJK SC" w:cs="Times New Roman"/>
+                <w:b/>
+                <w:i w:val="0"/>
+                <w:color w:val="1F4D3A"/>
+                <w:sz w:val="21"/>
+              </w:rPr>
+              <w:t>第 3 年（扩张期）</w:t>
+            </w:r>
+          </w:p>
+        </w:tc>
+        <w:tc>
+          <w:tcPr>
+            <w:tcW w:type="dxa" w:w="1814"/>
+            <w:vAlign w:val="center"/>
+          </w:tcPr>
+          <w:p>
+            <w:pPr>
+              <w:spacing w:line="312" w:lineRule="auto" w:before="40" w:after="40"/>
+            </w:pPr>
+            <w:r>
+              <w:rPr>
+                <w:rFonts w:ascii="Times New Roman" w:hAnsi="Times New Roman" w:eastAsia="Noto Serif CJK SC" w:cs="Times New Roman"/>
+                <w:b w:val="0"/>
+                <w:i w:val="0"/>
+                <w:color w:val="2C2C2C"/>
+                <w:sz w:val="21"/>
+              </w:rPr>
+              <w:t>£500k+</w:t>
+            </w:r>
+          </w:p>
+        </w:tc>
+        <w:tc>
+          <w:tcPr>
+            <w:tcW w:type="dxa" w:w="1814"/>
+            <w:vAlign w:val="center"/>
+          </w:tcPr>
+          <w:p>
+            <w:pPr>
+              <w:spacing w:line="312" w:lineRule="auto" w:before="40" w:after="40"/>
+            </w:pPr>
+            <w:r>
+              <w:rPr>
+                <w:rFonts w:ascii="Times New Roman" w:hAnsi="Times New Roman" w:eastAsia="Noto Serif CJK SC" w:cs="Times New Roman"/>
+                <w:b w:val="0"/>
+                <w:i w:val="0"/>
+                <w:color w:val="2C2C2C"/>
+                <w:sz w:val="21"/>
+              </w:rPr>
+              <w:t>2,500+ 单</w:t>
+            </w:r>
+          </w:p>
+        </w:tc>
+        <w:tc>
+          <w:tcPr>
+            <w:tcW w:type="dxa" w:w="1814"/>
+            <w:vAlign w:val="center"/>
+          </w:tcPr>
+          <w:p>
+            <w:pPr>
+              <w:spacing w:line="312" w:lineRule="auto" w:before="40" w:after="40"/>
+            </w:pPr>
+            <w:r>
+              <w:rPr>
+                <w:rFonts w:ascii="Times New Roman" w:hAnsi="Times New Roman" w:eastAsia="Noto Serif CJK SC" w:cs="Times New Roman"/>
+                <w:b w:val="0"/>
+                <w:i w:val="0"/>
+                <w:color w:val="2C2C2C"/>
+                <w:sz w:val="21"/>
+              </w:rPr>
+              <w:t>15-25%（健康利润）</w:t>
+            </w:r>
+          </w:p>
+        </w:tc>
+        <w:tc>
+          <w:tcPr>
+            <w:tcW w:type="dxa" w:w="1814"/>
+            <w:vAlign w:val="center"/>
+          </w:tcPr>
+          <w:p>
+            <w:pPr>
+              <w:spacing w:line="312" w:lineRule="auto" w:before="40" w:after="40"/>
+            </w:pPr>
+            <w:r>
+              <w:rPr>
+                <w:rFonts w:ascii="Times New Roman" w:hAnsi="Times New Roman" w:eastAsia="Noto Serif CJK SC" w:cs="Times New Roman"/>
+                <w:b w:val="0"/>
+                <w:i w:val="0"/>
+                <w:color w:val="2C2C2C"/>
+                <w:sz w:val="21"/>
+              </w:rPr>
+              <w:t>3-4 人团队</w:t>
+            </w:r>
+          </w:p>
+        </w:tc>
+      </w:tr>
+    </w:tbl>
+    <w:p>
+      <w:pPr>
+        <w:spacing w:line="384" w:lineRule="auto" w:after="120"/>
+        <w:ind w:firstLine="420"/>
+      </w:pPr>
+      <w:r>
+        <w:rPr>
+          <w:rFonts w:ascii="Times New Roman" w:hAnsi="Times New Roman" w:eastAsia="Noto Serif CJK SC" w:cs="Times New Roman"/>
+          <w:b/>
+          <w:i w:val="0"/>
+          <w:color w:val="2C2C2C"/>
+          <w:sz w:val="22"/>
+        </w:rPr>
+        <w:t>结论一句话：</w:t>
+      </w:r>
+      <w:r>
+        <w:rPr>
+          <w:rFonts w:ascii="Times New Roman" w:hAnsi="Times New Roman" w:eastAsia="Noto Serif CJK SC" w:cs="Times New Roman"/>
+          <w:b w:val="0"/>
+          <w:i w:val="0"/>
+          <w:color w:val="2C2C2C"/>
+          <w:sz w:val="22"/>
+        </w:rPr>
+        <w:t xml:space="preserve"> </w:t>
+      </w:r>
+      <w:r>
+        <w:rPr>
+          <w:rFonts w:ascii="Times New Roman" w:hAnsi="Times New Roman" w:eastAsia="Noto Serif CJK SC" w:cs="Times New Roman"/>
+          <w:b/>
+          <w:i w:val="0"/>
+          <w:color w:val="2C2C2C"/>
+          <w:sz w:val="22"/>
+        </w:rPr>
+        <w:t>第 2 年达到 £250k 年销售额（约 1,250 单/年 ≈ 3.5 单/天）是项目进入"健康盈利"状态的关键门槛。</w:t>
+      </w:r>
+      <w:r>
+        <w:rPr>
+          <w:rFonts w:ascii="Times New Roman" w:hAnsi="Times New Roman" w:eastAsia="Noto Serif CJK SC" w:cs="Times New Roman"/>
+          <w:b w:val="0"/>
+          <w:i w:val="0"/>
+          <w:color w:val="2C2C2C"/>
+          <w:sz w:val="22"/>
+        </w:rPr>
+        <w:t xml:space="preserve"> 这个门槛不算高——JING Tea 用 20 年做到了约 £15-20m 年销售额，我们第 2 年做到他们的 1.5%，是合理的目标。</w:t>
+      </w:r>
+    </w:p>
+    <w:p>
+      <w:pPr>
+        <w:spacing w:before="280" w:after="120" w:line="300" w:lineRule="auto"/>
+      </w:pPr>
+      <w:r>
+        <w:rPr>
+          <w:rFonts w:ascii="Arial" w:hAnsi="Arial" w:eastAsia="Noto Sans CJK SC" w:cs="Arial"/>
+          <w:b/>
+          <w:i w:val="0"/>
+          <w:color w:val="8B6F3F"/>
+          <w:sz w:val="28"/>
+        </w:rPr>
+        <w:t>五、为什么这个门槛能跨过去——3 条数据支撑</w:t>
+      </w:r>
+    </w:p>
+    <w:p>
+      <w:pPr>
+        <w:spacing w:line="384" w:lineRule="auto" w:after="120"/>
+        <w:ind w:firstLine="420"/>
+      </w:pPr>
+      <w:r>
+        <w:rPr>
+          <w:rFonts w:ascii="Times New Roman" w:hAnsi="Times New Roman" w:eastAsia="Noto Serif CJK SC" w:cs="Times New Roman"/>
+          <w:b/>
+          <w:i w:val="0"/>
+          <w:color w:val="2C2C2C"/>
+          <w:sz w:val="22"/>
+        </w:rPr>
+        <w:t>1. 英国 YouTube 对品牌官网直销的增量提升是通常报告数据的 3.4 倍</w:t>
+      </w:r>
+      <w:r>
+        <w:rPr>
+          <w:rFonts w:ascii="Times New Roman" w:hAnsi="Times New Roman" w:eastAsia="Noto Serif CJK SC" w:cs="Times New Roman"/>
+          <w:b w:val="0"/>
+          <w:i w:val="0"/>
+          <w:color w:val="2C2C2C"/>
+          <w:sz w:val="22"/>
+        </w:rPr>
+        <w:t xml:space="preserve"> （Silverpush 2025 年报告）——我们的 YouTube 投流，比想象中更有效率转化到我们自己的网站。</w:t>
+      </w:r>
+    </w:p>
+    <w:p>
+      <w:pPr>
+        <w:spacing w:line="384" w:lineRule="auto" w:after="120"/>
+        <w:ind w:firstLine="420"/>
+      </w:pPr>
+      <w:r>
+        <w:rPr>
+          <w:rFonts w:ascii="Times New Roman" w:hAnsi="Times New Roman" w:eastAsia="Noto Serif CJK SC" w:cs="Times New Roman"/>
+          <w:b/>
+          <w:i w:val="0"/>
+          <w:color w:val="2C2C2C"/>
+          <w:sz w:val="22"/>
+        </w:rPr>
+        <w:t>2. 63% 观众因 YouTube 内容直接改变购买决策</w:t>
+      </w:r>
+      <w:r>
+        <w:rPr>
+          <w:rFonts w:ascii="Times New Roman" w:hAnsi="Times New Roman" w:eastAsia="Noto Serif CJK SC" w:cs="Times New Roman"/>
+          <w:b w:val="0"/>
+          <w:i w:val="0"/>
+          <w:color w:val="2C2C2C"/>
+          <w:sz w:val="22"/>
+        </w:rPr>
+        <w:t xml:space="preserve"> ——只要我们的纪录片让 1,500 个英国高端客户看到，按 1.5% 转化率计算，就有 22 个新会员。会员复购率按高端茶行业 35-45% 算，</w:t>
+      </w:r>
+      <w:r>
+        <w:rPr>
+          <w:rFonts w:ascii="Times New Roman" w:hAnsi="Times New Roman" w:eastAsia="Noto Serif CJK SC" w:cs="Times New Roman"/>
+          <w:b/>
+          <w:i w:val="0"/>
+          <w:color w:val="2C2C2C"/>
+          <w:sz w:val="22"/>
+        </w:rPr>
+        <w:t>22 个会员一年贡献 80-100 单</w:t>
+      </w:r>
+      <w:r>
+        <w:rPr>
+          <w:rFonts w:ascii="Times New Roman" w:hAnsi="Times New Roman" w:eastAsia="Noto Serif CJK SC" w:cs="Times New Roman"/>
+          <w:b w:val="0"/>
+          <w:i w:val="0"/>
+          <w:color w:val="2C2C2C"/>
+          <w:sz w:val="22"/>
+        </w:rPr>
+        <w:t>。这意味着每月让 1,500 个目标客户看到片子，就能撑起第 1 年的运营基线。</w:t>
+      </w:r>
+    </w:p>
+    <w:p>
+      <w:pPr>
+        <w:spacing w:line="384" w:lineRule="auto" w:after="120"/>
+        <w:ind w:firstLine="420"/>
+      </w:pPr>
+      <w:r>
+        <w:rPr>
+          <w:rFonts w:ascii="Times New Roman" w:hAnsi="Times New Roman" w:eastAsia="Noto Serif CJK SC" w:cs="Times New Roman"/>
+          <w:b/>
+          <w:i w:val="0"/>
+          <w:color w:val="2C2C2C"/>
+          <w:sz w:val="22"/>
+        </w:rPr>
+        <w:t>3. 英国高端礼品市场圣诞季集中度 35-45%</w:t>
+      </w:r>
+      <w:r>
+        <w:rPr>
+          <w:rFonts w:ascii="Times New Roman" w:hAnsi="Times New Roman" w:eastAsia="Noto Serif CJK SC" w:cs="Times New Roman"/>
+          <w:b w:val="0"/>
+          <w:i w:val="0"/>
+          <w:color w:val="2C2C2C"/>
+          <w:sz w:val="22"/>
+        </w:rPr>
+        <w:t xml:space="preserve"> ——11-12 月决战期，前 9 个月积累的会员 + 节日季新流量，能把全年 40% 的订单压在 60 天内完成。</w:t>
+      </w:r>
+    </w:p>
+    <w:p>
+      <w:pPr>
+        <w:spacing w:before="280" w:after="120" w:line="300" w:lineRule="auto"/>
+      </w:pPr>
+      <w:r>
+        <w:rPr>
+          <w:rFonts w:ascii="Arial" w:hAnsi="Arial" w:eastAsia="Noto Sans CJK SC" w:cs="Arial"/>
+          <w:b/>
+          <w:i w:val="0"/>
+          <w:color w:val="8B6F3F"/>
+          <w:sz w:val="28"/>
+        </w:rPr>
+        <w:t>六、对茶山伙伴的具体承诺</w:t>
+      </w:r>
+    </w:p>
+    <w:p>
+      <w:pPr>
+        <w:spacing w:line="384" w:lineRule="auto" w:after="120"/>
+        <w:ind w:firstLine="420"/>
+      </w:pPr>
+      <w:r>
+        <w:rPr>
+          <w:rFonts w:ascii="Times New Roman" w:hAnsi="Times New Roman" w:eastAsia="Noto Serif CJK SC" w:cs="Times New Roman"/>
+          <w:b w:val="0"/>
+          <w:i w:val="0"/>
+          <w:color w:val="2C2C2C"/>
+          <w:sz w:val="22"/>
+        </w:rPr>
+        <w:t>基于上面的测算，我们对你做出以下承诺：</w:t>
+      </w:r>
+    </w:p>
+    <w:tbl>
+      <w:tblPr>
+        <w:tblW w:type="auto" w:w="0"/>
+        <w:jc w:val="center"/>
+        <w:tblLook w:firstColumn="1" w:firstRow="1" w:lastColumn="0" w:lastRow="0" w:noHBand="0" w:noVBand="1" w:val="04A0"/>
+        <w:tblBorders>
+          <w:top w:val="single" w:sz="4" w:space="0" w:color="B5B5B5"/>
+          <w:left w:val="single" w:sz="4" w:space="0" w:color="B5B5B5"/>
+          <w:bottom w:val="single" w:sz="4" w:space="0" w:color="B5B5B5"/>
+          <w:right w:val="single" w:sz="4" w:space="0" w:color="B5B5B5"/>
+          <w:insideH w:val="single" w:sz="4" w:space="0" w:color="B5B5B5"/>
+          <w:insideV w:val="single" w:sz="4" w:space="0" w:color="B5B5B5"/>
+        </w:tblBorders>
+      </w:tblPr>
+      <w:tblGrid>
+        <w:gridCol w:w="3024"/>
+        <w:gridCol w:w="3024"/>
+        <w:gridCol w:w="3024"/>
+      </w:tblGrid>
+      <w:tr>
+        <w:tc>
+          <w:tcPr>
+            <w:tcW w:type="dxa" w:w="3024"/>
+            <w:vAlign w:val="center"/>
+            <w:shd w:val="clear" w:color="auto" w:fill="1F4D3A"/>
+          </w:tcPr>
+          <w:p>
+            <w:pPr>
+              <w:spacing w:line="312" w:lineRule="auto" w:before="40" w:after="40"/>
+              <w:jc w:val="center"/>
+            </w:pPr>
+            <w:r>
+              <w:rPr>
+                <w:rFonts w:ascii="Arial" w:hAnsi="Arial" w:eastAsia="Noto Sans CJK SC" w:cs="Arial"/>
+                <w:b/>
+                <w:i w:val="0"/>
+                <w:color w:val="FFFFFF"/>
+                <w:sz w:val="21"/>
+              </w:rPr>
+              <w:t>阶段</w:t>
+            </w:r>
+          </w:p>
+        </w:tc>
+        <w:tc>
+          <w:tcPr>
+            <w:tcW w:type="dxa" w:w="3024"/>
+            <w:vAlign w:val="center"/>
+            <w:shd w:val="clear" w:color="auto" w:fill="1F4D3A"/>
+          </w:tcPr>
+          <w:p>
+            <w:pPr>
+              <w:spacing w:line="312" w:lineRule="auto" w:before="40" w:after="40"/>
+              <w:jc w:val="center"/>
+            </w:pPr>
+            <w:r>
+              <w:rPr>
+                <w:rFonts w:ascii="Arial" w:hAnsi="Arial" w:eastAsia="Noto Sans CJK SC" w:cs="Arial"/>
+                <w:b/>
+                <w:i w:val="0"/>
+                <w:color w:val="FFFFFF"/>
+                <w:sz w:val="21"/>
+              </w:rPr>
+              <w:t>你需要供给的能力</w:t>
+            </w:r>
+          </w:p>
+        </w:tc>
+        <w:tc>
+          <w:tcPr>
+            <w:tcW w:type="dxa" w:w="3024"/>
+            <w:vAlign w:val="center"/>
+            <w:shd w:val="clear" w:color="auto" w:fill="1F4D3A"/>
+          </w:tcPr>
+          <w:p>
+            <w:pPr>
+              <w:spacing w:line="312" w:lineRule="auto" w:before="40" w:after="40"/>
+              <w:jc w:val="center"/>
+            </w:pPr>
+            <w:r>
+              <w:rPr>
+                <w:rFonts w:ascii="Arial" w:hAnsi="Arial" w:eastAsia="Noto Sans CJK SC" w:cs="Arial"/>
+                <w:b/>
+                <w:i w:val="0"/>
+                <w:color w:val="FFFFFF"/>
+                <w:sz w:val="21"/>
+              </w:rPr>
+              <w:t>我们承诺</w:t>
+            </w:r>
+          </w:p>
+        </w:tc>
+      </w:tr>
+      <w:tr>
+        <w:tc>
+          <w:tcPr>
+            <w:tcW w:type="dxa" w:w="3024"/>
+            <w:vAlign w:val="center"/>
+          </w:tcPr>
+          <w:p>
+            <w:pPr>
+              <w:spacing w:line="312" w:lineRule="auto" w:before="40" w:after="40"/>
+            </w:pPr>
+            <w:r>
+              <w:rPr>
+                <w:rFonts w:ascii="Times New Roman" w:hAnsi="Times New Roman" w:eastAsia="Noto Serif CJK SC" w:cs="Times New Roman"/>
+                <w:b/>
+                <w:i w:val="0"/>
+                <w:color w:val="1F4D3A"/>
+                <w:sz w:val="21"/>
+              </w:rPr>
+              <w:t>第 1 年</w:t>
+            </w:r>
+            <w:r>
+              <w:rPr>
+                <w:rFonts w:ascii="Times New Roman" w:hAnsi="Times New Roman" w:eastAsia="Noto Serif CJK SC" w:cs="Times New Roman"/>
+                <w:b/>
+                <w:i w:val="0"/>
+                <w:color w:val="1F4D3A"/>
+                <w:sz w:val="21"/>
+              </w:rPr>
+              <w:t>（验证期）</w:t>
+            </w:r>
+          </w:p>
+        </w:tc>
+        <w:tc>
+          <w:tcPr>
+            <w:tcW w:type="dxa" w:w="3024"/>
+            <w:vAlign w:val="center"/>
+          </w:tcPr>
+          <w:p>
+            <w:pPr>
+              <w:spacing w:line="312" w:lineRule="auto" w:before="40" w:after="40"/>
+            </w:pPr>
+            <w:r>
+              <w:rPr>
+                <w:rFonts w:ascii="Times New Roman" w:hAnsi="Times New Roman" w:eastAsia="Noto Serif CJK SC" w:cs="Times New Roman"/>
+                <w:b w:val="0"/>
+                <w:i w:val="0"/>
+                <w:color w:val="2C2C2C"/>
+                <w:sz w:val="21"/>
+              </w:rPr>
+              <w:t>每月稳定供给 50-100 饼（含滇红 30-60 饼 + 普洱 20-40 饼）</w:t>
+            </w:r>
+          </w:p>
+        </w:tc>
+        <w:tc>
+          <w:tcPr>
+            <w:tcW w:type="dxa" w:w="3024"/>
+            <w:vAlign w:val="center"/>
+          </w:tcPr>
+          <w:p>
+            <w:pPr>
+              <w:spacing w:line="312" w:lineRule="auto" w:before="40" w:after="40"/>
+            </w:pPr>
+            <w:r>
+              <w:rPr>
+                <w:rFonts w:ascii="Times New Roman" w:hAnsi="Times New Roman" w:eastAsia="Noto Serif CJK SC" w:cs="Times New Roman"/>
+                <w:b w:val="0"/>
+                <w:i w:val="0"/>
+                <w:color w:val="2C2C2C"/>
+                <w:sz w:val="21"/>
+              </w:rPr>
+              <w:t>第 1 年广告+顾问工资全部由我们承担，</w:t>
+            </w:r>
+            <w:r>
+              <w:rPr>
+                <w:rFonts w:ascii="Times New Roman" w:hAnsi="Times New Roman" w:eastAsia="Noto Serif CJK SC" w:cs="Times New Roman"/>
+                <w:b/>
+                <w:i w:val="0"/>
+                <w:color w:val="2C2C2C"/>
+                <w:sz w:val="21"/>
+              </w:rPr>
+              <w:t>茶款按月结算不打白条</w:t>
+            </w:r>
+          </w:p>
+        </w:tc>
+      </w:tr>
+      <w:tr>
+        <w:tc>
+          <w:tcPr>
+            <w:tcW w:type="dxa" w:w="3024"/>
+            <w:vAlign w:val="center"/>
+            <w:shd w:val="clear" w:color="auto" w:fill="F5F0E8"/>
+          </w:tcPr>
+          <w:p>
+            <w:pPr>
+              <w:spacing w:line="312" w:lineRule="auto" w:before="40" w:after="40"/>
+            </w:pPr>
+            <w:r>
+              <w:rPr>
+                <w:rFonts w:ascii="Times New Roman" w:hAnsi="Times New Roman" w:eastAsia="Noto Serif CJK SC" w:cs="Times New Roman"/>
+                <w:b/>
+                <w:i w:val="0"/>
+                <w:color w:val="1F4D3A"/>
+                <w:sz w:val="21"/>
+              </w:rPr>
+              <w:t>第 2 年</w:t>
+            </w:r>
+            <w:r>
+              <w:rPr>
+                <w:rFonts w:ascii="Times New Roman" w:hAnsi="Times New Roman" w:eastAsia="Noto Serif CJK SC" w:cs="Times New Roman"/>
+                <w:b/>
+                <w:i w:val="0"/>
+                <w:color w:val="1F4D3A"/>
+                <w:sz w:val="21"/>
+              </w:rPr>
+              <w:t>（成长期）</w:t>
+            </w:r>
+          </w:p>
+        </w:tc>
+        <w:tc>
+          <w:tcPr>
+            <w:tcW w:type="dxa" w:w="3024"/>
+            <w:vAlign w:val="center"/>
+            <w:shd w:val="clear" w:color="auto" w:fill="F5F0E8"/>
+          </w:tcPr>
+          <w:p>
+            <w:pPr>
+              <w:spacing w:line="312" w:lineRule="auto" w:before="40" w:after="40"/>
+            </w:pPr>
+            <w:r>
+              <w:rPr>
+                <w:rFonts w:ascii="Times New Roman" w:hAnsi="Times New Roman" w:eastAsia="Noto Serif CJK SC" w:cs="Times New Roman"/>
+                <w:b w:val="0"/>
+                <w:i w:val="0"/>
+                <w:color w:val="2C2C2C"/>
+                <w:sz w:val="21"/>
+              </w:rPr>
+              <w:t>每月稳定供给 150-250 饼，可开始接定制订单</w:t>
+            </w:r>
+          </w:p>
+        </w:tc>
+        <w:tc>
+          <w:tcPr>
+            <w:tcW w:type="dxa" w:w="3024"/>
+            <w:vAlign w:val="center"/>
+            <w:shd w:val="clear" w:color="auto" w:fill="F5F0E8"/>
+          </w:tcPr>
+          <w:p>
+            <w:pPr>
+              <w:spacing w:line="312" w:lineRule="auto" w:before="40" w:after="40"/>
+            </w:pPr>
+            <w:r>
+              <w:rPr>
+                <w:rFonts w:ascii="Times New Roman" w:hAnsi="Times New Roman" w:eastAsia="Noto Serif CJK SC" w:cs="Times New Roman"/>
+                <w:b w:val="0"/>
+                <w:i w:val="0"/>
+                <w:color w:val="2C2C2C"/>
+                <w:sz w:val="21"/>
+              </w:rPr>
+              <w:t>第 2 年起所有定制订单</w:t>
+            </w:r>
+            <w:r>
+              <w:rPr>
+                <w:rFonts w:ascii="Times New Roman" w:hAnsi="Times New Roman" w:eastAsia="Noto Serif CJK SC" w:cs="Times New Roman"/>
+                <w:b/>
+                <w:i w:val="0"/>
+                <w:color w:val="2C2C2C"/>
+                <w:sz w:val="21"/>
+              </w:rPr>
+              <w:t>先付款再生产</w:t>
+            </w:r>
+            <w:r>
+              <w:rPr>
+                <w:rFonts w:ascii="Times New Roman" w:hAnsi="Times New Roman" w:eastAsia="Noto Serif CJK SC" w:cs="Times New Roman"/>
+                <w:b w:val="0"/>
+                <w:i w:val="0"/>
+                <w:color w:val="2C2C2C"/>
+                <w:sz w:val="21"/>
+              </w:rPr>
+              <w:t>，定制茶款一次性结清</w:t>
+            </w:r>
+          </w:p>
+        </w:tc>
+      </w:tr>
+      <w:tr>
+        <w:tc>
+          <w:tcPr>
+            <w:tcW w:type="dxa" w:w="3024"/>
+            <w:vAlign w:val="center"/>
+          </w:tcPr>
+          <w:p>
+            <w:pPr>
+              <w:spacing w:line="312" w:lineRule="auto" w:before="40" w:after="40"/>
+            </w:pPr>
+            <w:r>
+              <w:rPr>
+                <w:rFonts w:ascii="Times New Roman" w:hAnsi="Times New Roman" w:eastAsia="Noto Serif CJK SC" w:cs="Times New Roman"/>
+                <w:b/>
+                <w:i w:val="0"/>
+                <w:color w:val="1F4D3A"/>
+                <w:sz w:val="21"/>
+              </w:rPr>
+              <w:t>第 3 年</w:t>
+            </w:r>
+            <w:r>
+              <w:rPr>
+                <w:rFonts w:ascii="Times New Roman" w:hAnsi="Times New Roman" w:eastAsia="Noto Serif CJK SC" w:cs="Times New Roman"/>
+                <w:b/>
+                <w:i w:val="0"/>
+                <w:color w:val="1F4D3A"/>
+                <w:sz w:val="21"/>
+              </w:rPr>
+              <w:t>（扩张期）</w:t>
+            </w:r>
+          </w:p>
+        </w:tc>
+        <w:tc>
+          <w:tcPr>
+            <w:tcW w:type="dxa" w:w="3024"/>
+            <w:vAlign w:val="center"/>
+          </w:tcPr>
+          <w:p>
+            <w:pPr>
+              <w:spacing w:line="312" w:lineRule="auto" w:before="40" w:after="40"/>
+            </w:pPr>
+            <w:r>
+              <w:rPr>
+                <w:rFonts w:ascii="Times New Roman" w:hAnsi="Times New Roman" w:eastAsia="Noto Serif CJK SC" w:cs="Times New Roman"/>
+                <w:b w:val="0"/>
+                <w:i w:val="0"/>
+                <w:color w:val="2C2C2C"/>
+                <w:sz w:val="21"/>
+              </w:rPr>
+              <w:t>每月 300+ 饼，需要扩展采摘规模或合作其他茶园</w:t>
+            </w:r>
+          </w:p>
+        </w:tc>
+        <w:tc>
+          <w:tcPr>
+            <w:tcW w:type="dxa" w:w="3024"/>
+            <w:vAlign w:val="center"/>
+          </w:tcPr>
+          <w:p>
+            <w:pPr>
+              <w:spacing w:line="312" w:lineRule="auto" w:before="40" w:after="40"/>
+            </w:pPr>
+            <w:r>
+              <w:rPr>
+                <w:rFonts w:ascii="Times New Roman" w:hAnsi="Times New Roman" w:eastAsia="Noto Serif CJK SC" w:cs="Times New Roman"/>
+                <w:b w:val="0"/>
+                <w:i w:val="0"/>
+                <w:color w:val="2C2C2C"/>
+                <w:sz w:val="21"/>
+              </w:rPr>
+              <w:t>团队稳定后，</w:t>
+            </w:r>
+            <w:r>
+              <w:rPr>
+                <w:rFonts w:ascii="Times New Roman" w:hAnsi="Times New Roman" w:eastAsia="Noto Serif CJK SC" w:cs="Times New Roman"/>
+                <w:b/>
+                <w:i w:val="0"/>
+                <w:color w:val="2C2C2C"/>
+                <w:sz w:val="21"/>
+              </w:rPr>
+              <w:t>优先和你谈长期包销或股权合作</w:t>
+            </w:r>
+            <w:r>
+              <w:rPr>
+                <w:rFonts w:ascii="Times New Roman" w:hAnsi="Times New Roman" w:eastAsia="Noto Serif CJK SC" w:cs="Times New Roman"/>
+                <w:b w:val="0"/>
+                <w:i w:val="0"/>
+                <w:color w:val="2C2C2C"/>
+                <w:sz w:val="21"/>
+              </w:rPr>
+              <w:t>，让你的茶山成为品牌核心产地</w:t>
+            </w:r>
+          </w:p>
+        </w:tc>
+      </w:tr>
+    </w:tbl>
+    <w:p>
+      <w:pPr>
+        <w:spacing w:line="384" w:lineRule="auto" w:after="120"/>
+        <w:ind w:firstLine="420"/>
+      </w:pPr>
+      <w:r>
+        <w:rPr>
+          <w:rFonts w:ascii="Times New Roman" w:hAnsi="Times New Roman" w:eastAsia="Noto Serif CJK SC" w:cs="Times New Roman"/>
+          <w:b/>
+          <w:i w:val="0"/>
+          <w:color w:val="2C2C2C"/>
+          <w:sz w:val="22"/>
+        </w:rPr>
+        <w:t>核心承诺一句话：</w:t>
+      </w:r>
+      <w:r>
+        <w:rPr>
+          <w:rFonts w:ascii="Times New Roman" w:hAnsi="Times New Roman" w:eastAsia="Noto Serif CJK SC" w:cs="Times New Roman"/>
+          <w:b w:val="0"/>
+          <w:i w:val="0"/>
+          <w:color w:val="2C2C2C"/>
+          <w:sz w:val="22"/>
+        </w:rPr>
+        <w:t xml:space="preserve"> </w:t>
+      </w:r>
+      <w:r>
+        <w:rPr>
+          <w:rFonts w:ascii="Times New Roman" w:hAnsi="Times New Roman" w:eastAsia="Noto Serif CJK SC" w:cs="Times New Roman"/>
+          <w:b/>
+          <w:i w:val="0"/>
+          <w:color w:val="2C2C2C"/>
+          <w:sz w:val="22"/>
+        </w:rPr>
+        <w:t>我们投内容、投流量、投顾问、投技术，全部前期风险由我们承担；你只负责好茶和稳定供给，茶款按月结算。</w:t>
+      </w:r>
+    </w:p>
+    <w:p>
+      <w:pPr>
+        <w:spacing w:before="280" w:after="120" w:line="300" w:lineRule="auto"/>
+      </w:pPr>
+      <w:r>
+        <w:rPr>
+          <w:rFonts w:ascii="Arial" w:hAnsi="Arial" w:eastAsia="Noto Sans CJK SC" w:cs="Arial"/>
+          <w:b/>
+          <w:i w:val="0"/>
+          <w:color w:val="8B6F3F"/>
+          <w:sz w:val="28"/>
+        </w:rPr>
+        <w:t>七、最坏情况下的止损线</w:t>
+      </w:r>
+    </w:p>
+    <w:p>
+      <w:pPr>
+        <w:spacing w:line="384" w:lineRule="auto" w:after="120"/>
+        <w:ind w:firstLine="420"/>
+      </w:pPr>
+      <w:r>
+        <w:rPr>
+          <w:rFonts w:ascii="Times New Roman" w:hAnsi="Times New Roman" w:eastAsia="Noto Serif CJK SC" w:cs="Times New Roman"/>
+          <w:b w:val="0"/>
+          <w:i w:val="0"/>
+          <w:color w:val="2C2C2C"/>
+          <w:sz w:val="22"/>
+        </w:rPr>
+        <w:t>我们不会让项目失控。我们设了 3 条止损线：</w:t>
+      </w:r>
+    </w:p>
+    <w:tbl>
+      <w:tblPr>
+        <w:tblW w:type="auto" w:w="0"/>
+        <w:jc w:val="center"/>
+        <w:tblLook w:firstColumn="1" w:firstRow="1" w:lastColumn="0" w:lastRow="0" w:noHBand="0" w:noVBand="1" w:val="04A0"/>
+        <w:tblBorders>
+          <w:top w:val="single" w:sz="4" w:space="0" w:color="B5B5B5"/>
+          <w:left w:val="single" w:sz="4" w:space="0" w:color="B5B5B5"/>
+          <w:bottom w:val="single" w:sz="4" w:space="0" w:color="B5B5B5"/>
+          <w:right w:val="single" w:sz="4" w:space="0" w:color="B5B5B5"/>
+          <w:insideH w:val="single" w:sz="4" w:space="0" w:color="B5B5B5"/>
+          <w:insideV w:val="single" w:sz="4" w:space="0" w:color="B5B5B5"/>
+        </w:tblBorders>
+      </w:tblPr>
+      <w:tblGrid>
+        <w:gridCol w:w="3024"/>
+        <w:gridCol w:w="3024"/>
+        <w:gridCol w:w="3024"/>
+      </w:tblGrid>
+      <w:tr>
+        <w:tc>
+          <w:tcPr>
+            <w:tcW w:type="dxa" w:w="3024"/>
+            <w:vAlign w:val="center"/>
+            <w:shd w:val="clear" w:color="auto" w:fill="1F4D3A"/>
+          </w:tcPr>
+          <w:p>
+            <w:pPr>
+              <w:spacing w:line="312" w:lineRule="auto" w:before="40" w:after="40"/>
+              <w:jc w:val="center"/>
+            </w:pPr>
+            <w:r>
+              <w:rPr>
+                <w:rFonts w:ascii="Arial" w:hAnsi="Arial" w:eastAsia="Noto Sans CJK SC" w:cs="Arial"/>
+                <w:b/>
+                <w:i w:val="0"/>
+                <w:color w:val="FFFFFF"/>
+                <w:sz w:val="21"/>
+              </w:rPr>
+              <w:t>止损线</w:t>
+            </w:r>
+          </w:p>
+        </w:tc>
+        <w:tc>
+          <w:tcPr>
+            <w:tcW w:type="dxa" w:w="3024"/>
+            <w:vAlign w:val="center"/>
+            <w:shd w:val="clear" w:color="auto" w:fill="1F4D3A"/>
+          </w:tcPr>
+          <w:p>
+            <w:pPr>
+              <w:spacing w:line="312" w:lineRule="auto" w:before="40" w:after="40"/>
+              <w:jc w:val="center"/>
+            </w:pPr>
+            <w:r>
+              <w:rPr>
+                <w:rFonts w:ascii="Arial" w:hAnsi="Arial" w:eastAsia="Noto Sans CJK SC" w:cs="Arial"/>
+                <w:b/>
+                <w:i w:val="0"/>
+                <w:color w:val="FFFFFF"/>
+                <w:sz w:val="21"/>
+              </w:rPr>
+              <w:t>触发条件</w:t>
+            </w:r>
+          </w:p>
+        </w:tc>
+        <w:tc>
+          <w:tcPr>
+            <w:tcW w:type="dxa" w:w="3024"/>
+            <w:vAlign w:val="center"/>
+            <w:shd w:val="clear" w:color="auto" w:fill="1F4D3A"/>
+          </w:tcPr>
+          <w:p>
+            <w:pPr>
+              <w:spacing w:line="312" w:lineRule="auto" w:before="40" w:after="40"/>
+              <w:jc w:val="center"/>
+            </w:pPr>
+            <w:r>
+              <w:rPr>
+                <w:rFonts w:ascii="Arial" w:hAnsi="Arial" w:eastAsia="Noto Sans CJK SC" w:cs="Arial"/>
+                <w:b/>
+                <w:i w:val="0"/>
+                <w:color w:val="FFFFFF"/>
+                <w:sz w:val="21"/>
+              </w:rPr>
+              <w:t>我们的动作</w:t>
+            </w:r>
+          </w:p>
+        </w:tc>
+      </w:tr>
+      <w:tr>
+        <w:tc>
+          <w:tcPr>
+            <w:tcW w:type="dxa" w:w="3024"/>
+            <w:vAlign w:val="center"/>
+          </w:tcPr>
+          <w:p>
+            <w:pPr>
+              <w:spacing w:line="312" w:lineRule="auto" w:before="40" w:after="40"/>
+            </w:pPr>
+            <w:r>
+              <w:rPr>
+                <w:rFonts w:ascii="Times New Roman" w:hAnsi="Times New Roman" w:eastAsia="Noto Serif CJK SC" w:cs="Times New Roman"/>
+                <w:b/>
+                <w:i w:val="0"/>
+                <w:color w:val="1F4D3A"/>
+                <w:sz w:val="21"/>
+              </w:rPr>
+              <w:t>红线</w:t>
+            </w:r>
+          </w:p>
+        </w:tc>
+        <w:tc>
+          <w:tcPr>
+            <w:tcW w:type="dxa" w:w="3024"/>
+            <w:vAlign w:val="center"/>
+          </w:tcPr>
+          <w:p>
+            <w:pPr>
+              <w:spacing w:line="312" w:lineRule="auto" w:before="40" w:after="40"/>
+            </w:pPr>
+            <w:r>
+              <w:rPr>
+                <w:rFonts w:ascii="Times New Roman" w:hAnsi="Times New Roman" w:eastAsia="Noto Serif CJK SC" w:cs="Times New Roman"/>
+                <w:b w:val="0"/>
+                <w:i w:val="0"/>
+                <w:color w:val="2C2C2C"/>
+                <w:sz w:val="21"/>
+              </w:rPr>
+              <w:t>连续 3 个月广告 ROAS &lt; 0.5:1（每投 £1 回不来 £0.5）</w:t>
+            </w:r>
+          </w:p>
+        </w:tc>
+        <w:tc>
+          <w:tcPr>
+            <w:tcW w:type="dxa" w:w="3024"/>
+            <w:vAlign w:val="center"/>
+          </w:tcPr>
+          <w:p>
+            <w:pPr>
+              <w:spacing w:line="312" w:lineRule="auto" w:before="40" w:after="40"/>
+            </w:pPr>
+            <w:r>
+              <w:rPr>
+                <w:rFonts w:ascii="Times New Roman" w:hAnsi="Times New Roman" w:eastAsia="Noto Serif CJK SC" w:cs="Times New Roman"/>
+                <w:b w:val="0"/>
+                <w:i w:val="0"/>
+                <w:color w:val="2C2C2C"/>
+                <w:sz w:val="21"/>
+              </w:rPr>
+              <w:t>立即停投，复盘剧本和受众，</w:t>
+            </w:r>
+            <w:r>
+              <w:rPr>
+                <w:rFonts w:ascii="Times New Roman" w:hAnsi="Times New Roman" w:eastAsia="Noto Serif CJK SC" w:cs="Times New Roman"/>
+                <w:b/>
+                <w:i w:val="0"/>
+                <w:color w:val="2C2C2C"/>
+                <w:sz w:val="21"/>
+              </w:rPr>
+              <w:t>茶款照付不欠账</w:t>
+            </w:r>
+          </w:p>
+        </w:tc>
+      </w:tr>
+      <w:tr>
+        <w:tc>
+          <w:tcPr>
+            <w:tcW w:type="dxa" w:w="3024"/>
+            <w:vAlign w:val="center"/>
+            <w:shd w:val="clear" w:color="auto" w:fill="F5F0E8"/>
+          </w:tcPr>
+          <w:p>
+            <w:pPr>
+              <w:spacing w:line="312" w:lineRule="auto" w:before="40" w:after="40"/>
+            </w:pPr>
+            <w:r>
+              <w:rPr>
+                <w:rFonts w:ascii="Times New Roman" w:hAnsi="Times New Roman" w:eastAsia="Noto Serif CJK SC" w:cs="Times New Roman"/>
+                <w:b/>
+                <w:i w:val="0"/>
+                <w:color w:val="1F4D3A"/>
+                <w:sz w:val="21"/>
+              </w:rPr>
+              <w:t>黄线</w:t>
+            </w:r>
+          </w:p>
+        </w:tc>
+        <w:tc>
+          <w:tcPr>
+            <w:tcW w:type="dxa" w:w="3024"/>
+            <w:vAlign w:val="center"/>
+            <w:shd w:val="clear" w:color="auto" w:fill="F5F0E8"/>
+          </w:tcPr>
+          <w:p>
+            <w:pPr>
+              <w:spacing w:line="312" w:lineRule="auto" w:before="40" w:after="40"/>
+            </w:pPr>
+            <w:r>
+              <w:rPr>
+                <w:rFonts w:ascii="Times New Roman" w:hAnsi="Times New Roman" w:eastAsia="Noto Serif CJK SC" w:cs="Times New Roman"/>
+                <w:b w:val="0"/>
+                <w:i w:val="0"/>
+                <w:color w:val="2C2C2C"/>
+                <w:sz w:val="21"/>
+              </w:rPr>
+              <w:t>第 1 年年底累计订单 &lt; 200 单</w:t>
+            </w:r>
+          </w:p>
+        </w:tc>
+        <w:tc>
+          <w:tcPr>
+            <w:tcW w:type="dxa" w:w="3024"/>
+            <w:vAlign w:val="center"/>
+            <w:shd w:val="clear" w:color="auto" w:fill="F5F0E8"/>
+          </w:tcPr>
+          <w:p>
+            <w:pPr>
+              <w:spacing w:line="312" w:lineRule="auto" w:before="40" w:after="40"/>
+            </w:pPr>
+            <w:r>
+              <w:rPr>
+                <w:rFonts w:ascii="Times New Roman" w:hAnsi="Times New Roman" w:eastAsia="Noto Serif CJK SC" w:cs="Times New Roman"/>
+                <w:b w:val="0"/>
+                <w:i w:val="0"/>
+                <w:color w:val="2C2C2C"/>
+                <w:sz w:val="21"/>
+              </w:rPr>
+              <w:t>不开第 2 年攻坚季，回到试投期预算，</w:t>
+            </w:r>
+            <w:r>
+              <w:rPr>
+                <w:rFonts w:ascii="Times New Roman" w:hAnsi="Times New Roman" w:eastAsia="Noto Serif CJK SC" w:cs="Times New Roman"/>
+                <w:b/>
+                <w:i w:val="0"/>
+                <w:color w:val="2C2C2C"/>
+                <w:sz w:val="21"/>
+              </w:rPr>
+              <w:t>茶款照付</w:t>
+            </w:r>
+          </w:p>
+        </w:tc>
+      </w:tr>
+      <w:tr>
+        <w:tc>
+          <w:tcPr>
+            <w:tcW w:type="dxa" w:w="3024"/>
+            <w:vAlign w:val="center"/>
+          </w:tcPr>
+          <w:p>
+            <w:pPr>
+              <w:spacing w:line="312" w:lineRule="auto" w:before="40" w:after="40"/>
+            </w:pPr>
+            <w:r>
+              <w:rPr>
+                <w:rFonts w:ascii="Times New Roman" w:hAnsi="Times New Roman" w:eastAsia="Noto Serif CJK SC" w:cs="Times New Roman"/>
+                <w:b/>
+                <w:i w:val="0"/>
+                <w:color w:val="1F4D3A"/>
+                <w:sz w:val="21"/>
+              </w:rPr>
+              <w:t>黑线</w:t>
+            </w:r>
+          </w:p>
+        </w:tc>
+        <w:tc>
+          <w:tcPr>
+            <w:tcW w:type="dxa" w:w="3024"/>
+            <w:vAlign w:val="center"/>
+          </w:tcPr>
+          <w:p>
+            <w:pPr>
+              <w:spacing w:line="312" w:lineRule="auto" w:before="40" w:after="40"/>
+            </w:pPr>
+            <w:r>
+              <w:rPr>
+                <w:rFonts w:ascii="Times New Roman" w:hAnsi="Times New Roman" w:eastAsia="Noto Serif CJK SC" w:cs="Times New Roman"/>
+                <w:b w:val="0"/>
+                <w:i w:val="0"/>
+                <w:color w:val="2C2C2C"/>
+                <w:sz w:val="21"/>
+              </w:rPr>
+              <w:t>现金流持续 6 个月为负且没有转正趋势</w:t>
+            </w:r>
+          </w:p>
+        </w:tc>
+        <w:tc>
+          <w:tcPr>
+            <w:tcW w:type="dxa" w:w="3024"/>
+            <w:vAlign w:val="center"/>
+          </w:tcPr>
+          <w:p>
+            <w:pPr>
+              <w:spacing w:line="312" w:lineRule="auto" w:before="40" w:after="40"/>
+            </w:pPr>
+            <w:r>
+              <w:rPr>
+                <w:rFonts w:ascii="Times New Roman" w:hAnsi="Times New Roman" w:eastAsia="Noto Serif CJK SC" w:cs="Times New Roman"/>
+                <w:b w:val="0"/>
+                <w:i w:val="0"/>
+                <w:color w:val="2C2C2C"/>
+                <w:sz w:val="21"/>
+              </w:rPr>
+              <w:t>启动转型方案——可能转 B2B 酒店渠道，可能收缩为精品工坊，</w:t>
+            </w:r>
+            <w:r>
+              <w:rPr>
+                <w:rFonts w:ascii="Times New Roman" w:hAnsi="Times New Roman" w:eastAsia="Noto Serif CJK SC" w:cs="Times New Roman"/>
+                <w:b/>
+                <w:i w:val="0"/>
+                <w:color w:val="2C2C2C"/>
+                <w:sz w:val="21"/>
+              </w:rPr>
+              <w:t>和你商量后再决定</w:t>
+            </w:r>
+          </w:p>
+        </w:tc>
+      </w:tr>
+    </w:tbl>
+    <w:p>
+      <w:pPr>
+        <w:spacing w:line="384" w:lineRule="auto" w:after="120"/>
+        <w:ind w:firstLine="420"/>
+      </w:pPr>
+      <w:r>
+        <w:rPr>
+          <w:rFonts w:ascii="Times New Roman" w:hAnsi="Times New Roman" w:eastAsia="Noto Serif CJK SC" w:cs="Times New Roman"/>
+          <w:b/>
+          <w:i w:val="0"/>
+          <w:color w:val="2C2C2C"/>
+          <w:sz w:val="22"/>
+        </w:rPr>
+        <w:t>对茶山最关键的承诺：</w:t>
+      </w:r>
+      <w:r>
+        <w:rPr>
+          <w:rFonts w:ascii="Times New Roman" w:hAnsi="Times New Roman" w:eastAsia="Noto Serif CJK SC" w:cs="Times New Roman"/>
+          <w:b w:val="0"/>
+          <w:i w:val="0"/>
+          <w:color w:val="2C2C2C"/>
+          <w:sz w:val="22"/>
+        </w:rPr>
+        <w:t xml:space="preserve"> </w:t>
+      </w:r>
+      <w:r>
+        <w:rPr>
+          <w:rFonts w:ascii="Times New Roman" w:hAnsi="Times New Roman" w:eastAsia="Noto Serif CJK SC" w:cs="Times New Roman"/>
+          <w:b/>
+          <w:i w:val="0"/>
+          <w:color w:val="2C2C2C"/>
+          <w:sz w:val="22"/>
+        </w:rPr>
+        <w:t>任何情况下，已经发给你的茶，钱一定付清——这是我们合作的第一条铁律。</w:t>
       </w:r>
     </w:p>
     <w:p>
